--- a/Mensaje WP para invitacion.docx
+++ b/Mensaje WP para invitacion.docx
@@ -63,7 +63,13 @@
     <w:p/>
     <w:p>
       <w:r>
-        <w:t>Allí encontrarás toda la información del evento y podrás registrar tu asistencia utilizando los siguientes datos:</w:t>
+        <w:t xml:space="preserve">Allí encontrarás toda la información del evento y podrás </w:t>
+      </w:r>
+      <w:r>
+        <w:t>confirmar</w:t>
+      </w:r>
+      <w:r>
+        <w:t xml:space="preserve"> tu asistencia utilizando los siguientes datos:</w:t>
       </w:r>
     </w:p>
     <w:p/>
@@ -75,19 +81,7 @@
         <w:t>🔑</w:t>
       </w:r>
       <w:r>
-        <w:t xml:space="preserve"> </w:t>
-      </w:r>
-      <w:r>
-        <w:t>*</w:t>
-      </w:r>
-      <w:r>
-        <w:t>Código de acceso:</w:t>
-      </w:r>
-      <w:r>
-        <w:t>*</w:t>
-      </w:r>
-      <w:r>
-        <w:t xml:space="preserve"> *CBJK-4354*</w:t>
+        <w:t xml:space="preserve"> *Código de acceso:* *CBJK-4354*</w:t>
       </w:r>
     </w:p>
     <w:p>
@@ -98,25 +92,22 @@
         <w:t>👥</w:t>
       </w:r>
       <w:r>
-        <w:t xml:space="preserve"> </w:t>
-      </w:r>
-      <w:r>
-        <w:t>*Cupo asignado en la invitación</w:t>
-      </w:r>
-      <w:r>
-        <w:t>:</w:t>
-      </w:r>
-      <w:r>
-        <w:t>*</w:t>
-      </w:r>
-      <w:r>
-        <w:t xml:space="preserve"> *4*</w:t>
-      </w:r>
-    </w:p>
-    <w:p/>
-    <w:p>
-      <w:r>
-        <w:t>Te pedimos que completes tu registro dentro del plazo indicado, así nos ayudas muchísimo con la organización.</w:t>
+        <w:t xml:space="preserve"> *Cupo asignado en la invitación:* *4*</w:t>
+      </w:r>
+    </w:p>
+    <w:p/>
+    <w:p>
+      <w:r>
+        <w:t xml:space="preserve">&gt; </w:t>
+      </w:r>
+      <w:r>
+        <w:t>Te pedimos que completes tu registro dentro del plazo indicado</w:t>
+      </w:r>
+      <w:r>
+        <w:t xml:space="preserve"> (fecha límite de registro 15 de julio del 2026)</w:t>
+      </w:r>
+      <w:r>
+        <w:t>, así nos ayudas muchísimo con la organización.</w:t>
       </w:r>
     </w:p>
     <w:p/>
@@ -133,16 +124,7 @@
     </w:p>
     <w:p>
       <w:r>
-        <w:t>*</w:t>
-      </w:r>
-      <w:r>
-        <w:t>Kenia &amp; Jair</w:t>
-      </w:r>
-      <w:r>
-        <w:t>*</w:t>
-      </w:r>
-      <w:r>
-        <w:t xml:space="preserve"> </w:t>
+        <w:t xml:space="preserve">*Kenia &amp; Jair* </w:t>
       </w:r>
       <w:r>
         <w:rPr>
@@ -228,7 +210,13 @@
     <w:p/>
     <w:p>
       <w:r>
-        <w:t>Allí encontrarás toda la información del evento y podrás registrar tu asistencia utilizando los siguientes datos:</w:t>
+        <w:t xml:space="preserve">Allí encontrarás toda la información del evento y podrás </w:t>
+      </w:r>
+      <w:r>
+        <w:t>confirmar</w:t>
+      </w:r>
+      <w:r>
+        <w:t xml:space="preserve"> tu asistencia utilizando los siguientes datos:</w:t>
       </w:r>
     </w:p>
     <w:p/>
@@ -240,19 +228,7 @@
         <w:t>🔑</w:t>
       </w:r>
       <w:r>
-        <w:t xml:space="preserve"> </w:t>
-      </w:r>
-      <w:r>
-        <w:t>*</w:t>
-      </w:r>
-      <w:r>
-        <w:t>Código de acceso:</w:t>
-      </w:r>
-      <w:r>
-        <w:t>*</w:t>
-      </w:r>
-      <w:r>
-        <w:t xml:space="preserve"> *CBJK-8374*</w:t>
+        <w:t xml:space="preserve"> *Código de acceso:* *CBJK-8374*</w:t>
       </w:r>
     </w:p>
     <w:p>
@@ -263,25 +239,13 @@
         <w:t>👥</w:t>
       </w:r>
       <w:r>
-        <w:t xml:space="preserve"> </w:t>
-      </w:r>
-      <w:r>
-        <w:t>*Cupo asignado en la invitación</w:t>
-      </w:r>
-      <w:r>
-        <w:t>:</w:t>
-      </w:r>
-      <w:r>
-        <w:t>*</w:t>
-      </w:r>
-      <w:r>
-        <w:t xml:space="preserve"> *2*</w:t>
-      </w:r>
-    </w:p>
-    <w:p/>
-    <w:p>
-      <w:r>
-        <w:t>Te pedimos que completes tu registro dentro del plazo indicado, así nos ayudas muchísimo con la organización.</w:t>
+        <w:t xml:space="preserve"> *Cupo asignado en la invitación:* *2*</w:t>
+      </w:r>
+    </w:p>
+    <w:p/>
+    <w:p>
+      <w:r>
+        <w:t>&gt; Te pedimos que completes tu registro dentro del plazo indicado (fecha límite de registro 15 de julio del 2026), así nos ayudas muchísimo con la organización.</w:t>
       </w:r>
     </w:p>
     <w:p/>
@@ -298,16 +262,7 @@
     </w:p>
     <w:p>
       <w:r>
-        <w:t>*</w:t>
-      </w:r>
-      <w:r>
-        <w:t>Kenia &amp; Jair</w:t>
-      </w:r>
-      <w:r>
-        <w:t>*</w:t>
-      </w:r>
-      <w:r>
-        <w:t xml:space="preserve"> </w:t>
+        <w:t xml:space="preserve">*Kenia &amp; Jair* </w:t>
       </w:r>
       <w:r>
         <w:rPr>
@@ -392,7 +347,13 @@
     <w:p/>
     <w:p>
       <w:r>
-        <w:t>Allí encontrarás toda la información del evento y podrás registrar tu asistencia utilizando los siguientes datos:</w:t>
+        <w:t xml:space="preserve">Allí encontrarás toda la información del evento y podrás </w:t>
+      </w:r>
+      <w:r>
+        <w:t>confirmar</w:t>
+      </w:r>
+      <w:r>
+        <w:t xml:space="preserve"> tu asistencia utilizando los siguientes datos:</w:t>
       </w:r>
     </w:p>
     <w:p/>
@@ -404,19 +365,7 @@
         <w:t>🔑</w:t>
       </w:r>
       <w:r>
-        <w:t xml:space="preserve"> </w:t>
-      </w:r>
-      <w:r>
-        <w:t>*</w:t>
-      </w:r>
-      <w:r>
-        <w:t>Código de acceso:</w:t>
-      </w:r>
-      <w:r>
-        <w:t>*</w:t>
-      </w:r>
-      <w:r>
-        <w:t xml:space="preserve"> *CBJK-2988*</w:t>
+        <w:t xml:space="preserve"> *Código de acceso:* *CBJK-2988*</w:t>
       </w:r>
     </w:p>
     <w:p>
@@ -427,25 +376,13 @@
         <w:t>👥</w:t>
       </w:r>
       <w:r>
-        <w:t xml:space="preserve"> </w:t>
-      </w:r>
-      <w:r>
-        <w:t>*Cupo asignado en la invitación</w:t>
-      </w:r>
-      <w:r>
-        <w:t>:</w:t>
-      </w:r>
-      <w:r>
-        <w:t>*</w:t>
-      </w:r>
-      <w:r>
-        <w:t xml:space="preserve"> *2*</w:t>
-      </w:r>
-    </w:p>
-    <w:p/>
-    <w:p>
-      <w:r>
-        <w:t>Te pedimos que completes tu registro dentro del plazo indicado, así nos ayudas muchísimo con la organización.</w:t>
+        <w:t xml:space="preserve"> *Cupo asignado en la invitación:* *2*</w:t>
+      </w:r>
+    </w:p>
+    <w:p/>
+    <w:p>
+      <w:r>
+        <w:t>&gt; Te pedimos que completes tu registro dentro del plazo indicado (fecha límite de registro 15 de julio del 2026), así nos ayudas muchísimo con la organización.</w:t>
       </w:r>
     </w:p>
     <w:p/>
@@ -462,16 +399,7 @@
     </w:p>
     <w:p>
       <w:r>
-        <w:t>*</w:t>
-      </w:r>
-      <w:r>
-        <w:t>Kenia &amp; Jair</w:t>
-      </w:r>
-      <w:r>
-        <w:t>*</w:t>
-      </w:r>
-      <w:r>
-        <w:t xml:space="preserve"> </w:t>
+        <w:t xml:space="preserve">*Kenia &amp; Jair* </w:t>
       </w:r>
       <w:r>
         <w:rPr>
@@ -557,7 +485,13 @@
     <w:p/>
     <w:p>
       <w:r>
-        <w:t>Allí encontrarás toda la información del evento y podrás registrar tu asistencia utilizando los siguientes datos:</w:t>
+        <w:t xml:space="preserve">Allí encontrarás toda la información del evento y podrás </w:t>
+      </w:r>
+      <w:r>
+        <w:t>confirmar</w:t>
+      </w:r>
+      <w:r>
+        <w:t xml:space="preserve"> tu asistencia utilizando los siguientes datos:</w:t>
       </w:r>
     </w:p>
     <w:p/>
@@ -569,19 +503,7 @@
         <w:t>🔑</w:t>
       </w:r>
       <w:r>
-        <w:t xml:space="preserve"> </w:t>
-      </w:r>
-      <w:r>
-        <w:t>*</w:t>
-      </w:r>
-      <w:r>
-        <w:t>Código de acceso:</w:t>
-      </w:r>
-      <w:r>
-        <w:t>*</w:t>
-      </w:r>
-      <w:r>
-        <w:t xml:space="preserve"> *CBJK-8948*</w:t>
+        <w:t xml:space="preserve"> *Código de acceso:* *CBJK-8948*</w:t>
       </w:r>
     </w:p>
     <w:p>
@@ -592,13 +514,7 @@
         <w:t>👥</w:t>
       </w:r>
       <w:r>
-        <w:t xml:space="preserve"> *</w:t>
-      </w:r>
-      <w:r>
-        <w:t>Cupo asignado en la invitación</w:t>
-      </w:r>
-      <w:r>
-        <w:t xml:space="preserve">:* </w:t>
+        <w:t xml:space="preserve"> *Cupo asignado en la invitación:* </w:t>
       </w:r>
       <w:r>
         <w:t>*1*</w:t>
@@ -607,7 +523,7 @@
     <w:p/>
     <w:p>
       <w:r>
-        <w:t>Te pedimos que completes tu registro dentro del plazo indicado, así nos ayudas muchísimo con la organización.</w:t>
+        <w:t>&gt; Te pedimos que completes tu registro dentro del plazo indicado (fecha límite de registro 15 de julio del 2026), así nos ayudas muchísimo con la organización.</w:t>
       </w:r>
     </w:p>
     <w:p/>
@@ -624,16 +540,7 @@
     </w:p>
     <w:p>
       <w:r>
-        <w:t>*</w:t>
-      </w:r>
-      <w:r>
-        <w:t>Kenia &amp; Jair</w:t>
-      </w:r>
-      <w:r>
-        <w:t>*</w:t>
-      </w:r>
-      <w:r>
-        <w:t xml:space="preserve"> </w:t>
+        <w:t xml:space="preserve">*Kenia &amp; Jair* </w:t>
       </w:r>
       <w:r>
         <w:rPr>
@@ -719,7 +626,13 @@
     <w:p/>
     <w:p>
       <w:r>
-        <w:t>Allí encontrarás toda la información del evento y podrás registrar tu asistencia utilizando los siguientes datos:</w:t>
+        <w:t xml:space="preserve">Allí encontrarás toda la información del evento y podrás </w:t>
+      </w:r>
+      <w:r>
+        <w:t>confirmar</w:t>
+      </w:r>
+      <w:r>
+        <w:t xml:space="preserve"> tu asistencia utilizando los siguientes datos:</w:t>
       </w:r>
     </w:p>
     <w:p/>
@@ -731,19 +644,7 @@
         <w:t>🔑</w:t>
       </w:r>
       <w:r>
-        <w:t xml:space="preserve"> </w:t>
-      </w:r>
-      <w:r>
-        <w:t>*</w:t>
-      </w:r>
-      <w:r>
-        <w:t>Código de acceso:</w:t>
-      </w:r>
-      <w:r>
-        <w:t>*</w:t>
-      </w:r>
-      <w:r>
-        <w:t xml:space="preserve"> *CBJK-2488*</w:t>
+        <w:t xml:space="preserve"> *Código de acceso:* *CBJK-2488*</w:t>
       </w:r>
     </w:p>
     <w:p>
@@ -754,13 +655,7 @@
         <w:t>👥</w:t>
       </w:r>
       <w:r>
-        <w:t xml:space="preserve"> *</w:t>
-      </w:r>
-      <w:r>
-        <w:t>Cupo asignado en la invitación</w:t>
-      </w:r>
-      <w:r>
-        <w:t xml:space="preserve">:* </w:t>
+        <w:t xml:space="preserve"> *Cupo asignado en la invitación:* </w:t>
       </w:r>
       <w:r>
         <w:t>*1*</w:t>
@@ -769,7 +664,7 @@
     <w:p/>
     <w:p>
       <w:r>
-        <w:t>Te pedimos que completes tu registro dentro del plazo indicado, así nos ayudas muchísimo con la organización.</w:t>
+        <w:t>&gt; Te pedimos que completes tu registro dentro del plazo indicado (fecha límite de registro 15 de julio del 2026), así nos ayudas muchísimo con la organización.</w:t>
       </w:r>
     </w:p>
     <w:p/>
@@ -786,16 +681,7 @@
     </w:p>
     <w:p>
       <w:r>
-        <w:t>*</w:t>
-      </w:r>
-      <w:r>
-        <w:t>Kenia &amp; Jair</w:t>
-      </w:r>
-      <w:r>
-        <w:t>*</w:t>
-      </w:r>
-      <w:r>
-        <w:t xml:space="preserve"> </w:t>
+        <w:t xml:space="preserve">*Kenia &amp; Jair* </w:t>
       </w:r>
       <w:r>
         <w:rPr>
@@ -881,7 +767,13 @@
     <w:p/>
     <w:p>
       <w:r>
-        <w:t>Allí encontrarás toda la información del evento y podrás registrar tu asistencia utilizando los siguientes datos:</w:t>
+        <w:t xml:space="preserve">Allí encontrarás toda la información del evento y podrás </w:t>
+      </w:r>
+      <w:r>
+        <w:t>confirmar</w:t>
+      </w:r>
+      <w:r>
+        <w:t xml:space="preserve"> tu asistencia utilizando los siguientes datos:</w:t>
       </w:r>
     </w:p>
     <w:p/>
@@ -893,19 +785,7 @@
         <w:t>🔑</w:t>
       </w:r>
       <w:r>
-        <w:t xml:space="preserve"> </w:t>
-      </w:r>
-      <w:r>
-        <w:t>*</w:t>
-      </w:r>
-      <w:r>
-        <w:t>Código de acceso:</w:t>
-      </w:r>
-      <w:r>
-        <w:t>*</w:t>
-      </w:r>
-      <w:r>
-        <w:t xml:space="preserve"> *CBJK-5979*</w:t>
+        <w:t xml:space="preserve"> *Código de acceso:* *CBJK-5979*</w:t>
       </w:r>
     </w:p>
     <w:p>
@@ -916,25 +796,13 @@
         <w:t>👥</w:t>
       </w:r>
       <w:r>
-        <w:t xml:space="preserve"> </w:t>
-      </w:r>
-      <w:r>
-        <w:t>*Cupo asignado en la invitación</w:t>
-      </w:r>
-      <w:r>
-        <w:t>:</w:t>
-      </w:r>
-      <w:r>
-        <w:t>*</w:t>
-      </w:r>
-      <w:r>
-        <w:t xml:space="preserve"> *5*</w:t>
-      </w:r>
-    </w:p>
-    <w:p/>
-    <w:p>
-      <w:r>
-        <w:t>Te pedimos que completes tu registro dentro del plazo indicado, así nos ayudas muchísimo con la organización.</w:t>
+        <w:t xml:space="preserve"> *Cupo asignado en la invitación:* *5*</w:t>
+      </w:r>
+    </w:p>
+    <w:p/>
+    <w:p>
+      <w:r>
+        <w:t>&gt; Te pedimos que completes tu registro dentro del plazo indicado (fecha límite de registro 15 de julio del 2026), así nos ayudas muchísimo con la organización.</w:t>
       </w:r>
     </w:p>
     <w:p/>
@@ -951,16 +819,7 @@
     </w:p>
     <w:p>
       <w:r>
-        <w:t>*</w:t>
-      </w:r>
-      <w:r>
-        <w:t>Kenia &amp; Jair</w:t>
-      </w:r>
-      <w:r>
-        <w:t>*</w:t>
-      </w:r>
-      <w:r>
-        <w:t xml:space="preserve"> </w:t>
+        <w:t xml:space="preserve">*Kenia &amp; Jair* </w:t>
       </w:r>
       <w:r>
         <w:rPr>
@@ -1046,7 +905,13 @@
     <w:p/>
     <w:p>
       <w:r>
-        <w:t>Allí encontrarás toda la información del evento y podrás registrar tu asistencia utilizando los siguientes datos:</w:t>
+        <w:t xml:space="preserve">Allí encontrarás toda la información del evento y podrás </w:t>
+      </w:r>
+      <w:r>
+        <w:t>confirmar</w:t>
+      </w:r>
+      <w:r>
+        <w:t xml:space="preserve"> tu asistencia utilizando los siguientes datos:</w:t>
       </w:r>
     </w:p>
     <w:p/>
@@ -1058,19 +923,7 @@
         <w:t>🔑</w:t>
       </w:r>
       <w:r>
-        <w:t xml:space="preserve"> </w:t>
-      </w:r>
-      <w:r>
-        <w:t>*</w:t>
-      </w:r>
-      <w:r>
-        <w:t>Código de acceso:</w:t>
-      </w:r>
-      <w:r>
-        <w:t>*</w:t>
-      </w:r>
-      <w:r>
-        <w:t xml:space="preserve"> *CBJK-7976*</w:t>
+        <w:t xml:space="preserve"> *Código de acceso:* *CBJK-7976*</w:t>
       </w:r>
     </w:p>
     <w:p>
@@ -1081,25 +934,13 @@
         <w:t>👥</w:t>
       </w:r>
       <w:r>
-        <w:t xml:space="preserve"> </w:t>
-      </w:r>
-      <w:r>
-        <w:t>*Cupo asignado en la invitación</w:t>
-      </w:r>
-      <w:r>
-        <w:t>:</w:t>
-      </w:r>
-      <w:r>
-        <w:t>*</w:t>
-      </w:r>
-      <w:r>
-        <w:t xml:space="preserve"> *3*</w:t>
-      </w:r>
-    </w:p>
-    <w:p/>
-    <w:p>
-      <w:r>
-        <w:t>Te pedimos que completes tu registro dentro del plazo indicado, así nos ayudas muchísimo con la organización.</w:t>
+        <w:t xml:space="preserve"> *Cupo asignado en la invitación:* *3*</w:t>
+      </w:r>
+    </w:p>
+    <w:p/>
+    <w:p>
+      <w:r>
+        <w:t>&gt; Te pedimos que completes tu registro dentro del plazo indicado (fecha límite de registro 15 de julio del 2026), así nos ayudas muchísimo con la organización.</w:t>
       </w:r>
     </w:p>
     <w:p/>
@@ -1116,16 +957,7 @@
     </w:p>
     <w:p>
       <w:r>
-        <w:t>*</w:t>
-      </w:r>
-      <w:r>
-        <w:t>Kenia &amp; Jair</w:t>
-      </w:r>
-      <w:r>
-        <w:t>*</w:t>
-      </w:r>
-      <w:r>
-        <w:t xml:space="preserve"> </w:t>
+        <w:t xml:space="preserve">*Kenia &amp; Jair* </w:t>
       </w:r>
       <w:r>
         <w:rPr>
@@ -1211,7 +1043,13 @@
     <w:p/>
     <w:p>
       <w:r>
-        <w:t>Allí encontrarás toda la información del evento y podrás registrar tu asistencia utilizando los siguientes datos:</w:t>
+        <w:t xml:space="preserve">Allí encontrarás toda la información del evento y podrás </w:t>
+      </w:r>
+      <w:r>
+        <w:t>confirmar</w:t>
+      </w:r>
+      <w:r>
+        <w:t xml:space="preserve"> tu asistencia utilizando los siguientes datos:</w:t>
       </w:r>
     </w:p>
     <w:p/>
@@ -1223,19 +1061,7 @@
         <w:t>🔑</w:t>
       </w:r>
       <w:r>
-        <w:t xml:space="preserve"> </w:t>
-      </w:r>
-      <w:r>
-        <w:t>*</w:t>
-      </w:r>
-      <w:r>
-        <w:t>Código de acceso:</w:t>
-      </w:r>
-      <w:r>
-        <w:t>*</w:t>
-      </w:r>
-      <w:r>
-        <w:t xml:space="preserve"> *CBJK-2535*</w:t>
+        <w:t xml:space="preserve"> *Código de acceso:* *CBJK-2535*</w:t>
       </w:r>
     </w:p>
     <w:p>
@@ -1246,25 +1072,13 @@
         <w:t>👥</w:t>
       </w:r>
       <w:r>
-        <w:t xml:space="preserve"> </w:t>
-      </w:r>
-      <w:r>
-        <w:t>*Cupo asignado en la invitación</w:t>
-      </w:r>
-      <w:r>
-        <w:t>:</w:t>
-      </w:r>
-      <w:r>
-        <w:t>*</w:t>
-      </w:r>
-      <w:r>
-        <w:t xml:space="preserve"> *4*</w:t>
-      </w:r>
-    </w:p>
-    <w:p/>
-    <w:p>
-      <w:r>
-        <w:t>Te pedimos que completes tu registro dentro del plazo indicado, así nos ayudas muchísimo con la organización.</w:t>
+        <w:t xml:space="preserve"> *Cupo asignado en la invitación:* *4*</w:t>
+      </w:r>
+    </w:p>
+    <w:p/>
+    <w:p>
+      <w:r>
+        <w:t>&gt; Te pedimos que completes tu registro dentro del plazo indicado (fecha límite de registro 15 de julio del 2026), así nos ayudas muchísimo con la organización.</w:t>
       </w:r>
     </w:p>
     <w:p/>
@@ -1281,16 +1095,7 @@
     </w:p>
     <w:p>
       <w:r>
-        <w:t>*</w:t>
-      </w:r>
-      <w:r>
-        <w:t>Kenia &amp; Jair</w:t>
-      </w:r>
-      <w:r>
-        <w:t>*</w:t>
-      </w:r>
-      <w:r>
-        <w:t xml:space="preserve"> </w:t>
+        <w:t xml:space="preserve">*Kenia &amp; Jair* </w:t>
       </w:r>
       <w:r>
         <w:rPr>
@@ -1376,7 +1181,13 @@
     <w:p/>
     <w:p>
       <w:r>
-        <w:t>Allí encontrarás toda la información del evento y podrás registrar tu asistencia utilizando los siguientes datos:</w:t>
+        <w:t xml:space="preserve">Allí encontrarás toda la información del evento y podrás </w:t>
+      </w:r>
+      <w:r>
+        <w:t>confirmar</w:t>
+      </w:r>
+      <w:r>
+        <w:t xml:space="preserve"> tu asistencia utilizando los siguientes datos:</w:t>
       </w:r>
     </w:p>
     <w:p/>
@@ -1388,19 +1199,7 @@
         <w:t>🔑</w:t>
       </w:r>
       <w:r>
-        <w:t xml:space="preserve"> </w:t>
-      </w:r>
-      <w:r>
-        <w:t>*</w:t>
-      </w:r>
-      <w:r>
-        <w:t>Código de acceso:</w:t>
-      </w:r>
-      <w:r>
-        <w:t>*</w:t>
-      </w:r>
-      <w:r>
-        <w:t xml:space="preserve"> *CBJK-7684*</w:t>
+        <w:t xml:space="preserve"> *Código de acceso:* *CBJK-7684*</w:t>
       </w:r>
     </w:p>
     <w:p>
@@ -1411,31 +1210,13 @@
         <w:t>👥</w:t>
       </w:r>
       <w:r>
-        <w:t xml:space="preserve"> </w:t>
-      </w:r>
-      <w:r>
-        <w:t>*Cupo asignado en la invitación</w:t>
-      </w:r>
-      <w:r>
-        <w:t>:</w:t>
-      </w:r>
-      <w:r>
-        <w:t>*</w:t>
-      </w:r>
-      <w:r>
-        <w:t xml:space="preserve"> *</w:t>
-      </w:r>
-      <w:r>
-        <w:t>3</w:t>
-      </w:r>
-      <w:r>
-        <w:t>*</w:t>
-      </w:r>
-    </w:p>
-    <w:p/>
-    <w:p>
-      <w:r>
-        <w:t>Te pedimos que completes tu registro dentro del plazo indicado, así nos ayudas muchísimo con la organización.</w:t>
+        <w:t xml:space="preserve"> *Cupo asignado en la invitación:* *3*</w:t>
+      </w:r>
+    </w:p>
+    <w:p/>
+    <w:p>
+      <w:r>
+        <w:t>&gt; Te pedimos que completes tu registro dentro del plazo indicado (fecha límite de registro 15 de julio del 2026), así nos ayudas muchísimo con la organización.</w:t>
       </w:r>
     </w:p>
     <w:p/>
@@ -1452,16 +1233,7 @@
     </w:p>
     <w:p>
       <w:r>
-        <w:t>*</w:t>
-      </w:r>
-      <w:r>
-        <w:t>Kenia &amp; Jair</w:t>
-      </w:r>
-      <w:r>
-        <w:t>*</w:t>
-      </w:r>
-      <w:r>
-        <w:t xml:space="preserve"> </w:t>
+        <w:t xml:space="preserve">*Kenia &amp; Jair* </w:t>
       </w:r>
       <w:r>
         <w:rPr>
@@ -1547,7 +1319,13 @@
     <w:p/>
     <w:p>
       <w:r>
-        <w:t>Allí encontrarás toda la información del evento y podrás registrar tu asistencia utilizando los siguientes datos:</w:t>
+        <w:t xml:space="preserve">Allí encontrarás toda la información del evento y podrás </w:t>
+      </w:r>
+      <w:r>
+        <w:t>confirmar</w:t>
+      </w:r>
+      <w:r>
+        <w:t xml:space="preserve"> tu asistencia utilizando los siguientes datos:</w:t>
       </w:r>
     </w:p>
     <w:p/>
@@ -1559,19 +1337,7 @@
         <w:t>🔑</w:t>
       </w:r>
       <w:r>
-        <w:t xml:space="preserve"> </w:t>
-      </w:r>
-      <w:r>
-        <w:t>*</w:t>
-      </w:r>
-      <w:r>
-        <w:t>Código de acceso:</w:t>
-      </w:r>
-      <w:r>
-        <w:t>*</w:t>
-      </w:r>
-      <w:r>
-        <w:t xml:space="preserve"> *CBJK-6842*</w:t>
+        <w:t xml:space="preserve"> *Código de acceso:* *CBJK-6842*</w:t>
       </w:r>
     </w:p>
     <w:p>
@@ -1582,25 +1348,13 @@
         <w:t>👥</w:t>
       </w:r>
       <w:r>
-        <w:t xml:space="preserve"> </w:t>
-      </w:r>
-      <w:r>
-        <w:t>*Cupo asignado en la invitación</w:t>
-      </w:r>
-      <w:r>
-        <w:t>:</w:t>
-      </w:r>
-      <w:r>
-        <w:t>*</w:t>
-      </w:r>
-      <w:r>
-        <w:t xml:space="preserve"> *4*</w:t>
-      </w:r>
-    </w:p>
-    <w:p/>
-    <w:p>
-      <w:r>
-        <w:t>Te pedimos que completes tu registro dentro del plazo indicado, así nos ayudas muchísimo con la organización.</w:t>
+        <w:t xml:space="preserve"> *Cupo asignado en la invitación:* *4*</w:t>
+      </w:r>
+    </w:p>
+    <w:p/>
+    <w:p>
+      <w:r>
+        <w:t>&gt; Te pedimos que completes tu registro dentro del plazo indicado (fecha límite de registro 15 de julio del 2026), así nos ayudas muchísimo con la organización.</w:t>
       </w:r>
     </w:p>
     <w:p/>
@@ -1617,16 +1371,7 @@
     </w:p>
     <w:p>
       <w:r>
-        <w:t>*</w:t>
-      </w:r>
-      <w:r>
-        <w:t>Kenia &amp; Jair</w:t>
-      </w:r>
-      <w:r>
-        <w:t>*</w:t>
-      </w:r>
-      <w:r>
-        <w:t xml:space="preserve"> </w:t>
+        <w:t xml:space="preserve">*Kenia &amp; Jair* </w:t>
       </w:r>
       <w:r>
         <w:rPr>
@@ -1712,7 +1457,13 @@
     <w:p/>
     <w:p>
       <w:r>
-        <w:t>Allí encontrarás toda la información del evento y podrás registrar tu asistencia utilizando los siguientes datos:</w:t>
+        <w:t xml:space="preserve">Allí encontrarás toda la información del evento y podrás </w:t>
+      </w:r>
+      <w:r>
+        <w:t>confirmar</w:t>
+      </w:r>
+      <w:r>
+        <w:t xml:space="preserve"> tu asistencia utilizando los siguientes datos:</w:t>
       </w:r>
     </w:p>
     <w:p/>
@@ -1724,19 +1475,7 @@
         <w:t>🔑</w:t>
       </w:r>
       <w:r>
-        <w:t xml:space="preserve"> </w:t>
-      </w:r>
-      <w:r>
-        <w:t>*</w:t>
-      </w:r>
-      <w:r>
-        <w:t>Código de acceso:</w:t>
-      </w:r>
-      <w:r>
-        <w:t>*</w:t>
-      </w:r>
-      <w:r>
-        <w:t xml:space="preserve"> *CBJK-7868*</w:t>
+        <w:t xml:space="preserve"> *Código de acceso:* *CBJK-7868*</w:t>
       </w:r>
     </w:p>
     <w:p>
@@ -1747,25 +1486,13 @@
         <w:t>👥</w:t>
       </w:r>
       <w:r>
-        <w:t xml:space="preserve"> </w:t>
-      </w:r>
-      <w:r>
-        <w:t>*Cupo asignado en la invitación</w:t>
-      </w:r>
-      <w:r>
-        <w:t>:</w:t>
-      </w:r>
-      <w:r>
-        <w:t>*</w:t>
-      </w:r>
-      <w:r>
-        <w:t xml:space="preserve"> *2*</w:t>
-      </w:r>
-    </w:p>
-    <w:p/>
-    <w:p>
-      <w:r>
-        <w:t>Te pedimos que completes tu registro dentro del plazo indicado, así nos ayudas muchísimo con la organización.</w:t>
+        <w:t xml:space="preserve"> *Cupo asignado en la invitación:* *2*</w:t>
+      </w:r>
+    </w:p>
+    <w:p/>
+    <w:p>
+      <w:r>
+        <w:t>&gt; Te pedimos que completes tu registro dentro del plazo indicado (fecha límite de registro 15 de julio del 2026), así nos ayudas muchísimo con la organización.</w:t>
       </w:r>
     </w:p>
     <w:p/>
@@ -1782,16 +1509,7 @@
     </w:p>
     <w:p>
       <w:r>
-        <w:t>*</w:t>
-      </w:r>
-      <w:r>
-        <w:t>Kenia &amp; Jair</w:t>
-      </w:r>
-      <w:r>
-        <w:t>*</w:t>
-      </w:r>
-      <w:r>
-        <w:t xml:space="preserve"> </w:t>
+        <w:t xml:space="preserve">*Kenia &amp; Jair* </w:t>
       </w:r>
       <w:r>
         <w:rPr>
@@ -1876,7 +1594,13 @@
     <w:p/>
     <w:p>
       <w:r>
-        <w:t>Allí encontrarás toda la información del evento y podrás registrar tu asistencia utilizando los siguientes datos:</w:t>
+        <w:t xml:space="preserve">Allí encontrarás toda la información del evento y podrás </w:t>
+      </w:r>
+      <w:r>
+        <w:t>confirmar</w:t>
+      </w:r>
+      <w:r>
+        <w:t xml:space="preserve"> tu asistencia utilizando los siguientes datos:</w:t>
       </w:r>
     </w:p>
     <w:p/>
@@ -1888,19 +1612,7 @@
         <w:t>🔑</w:t>
       </w:r>
       <w:r>
-        <w:t xml:space="preserve"> </w:t>
-      </w:r>
-      <w:r>
-        <w:t>*</w:t>
-      </w:r>
-      <w:r>
-        <w:t>Código de acceso:</w:t>
-      </w:r>
-      <w:r>
-        <w:t>*</w:t>
-      </w:r>
-      <w:r>
-        <w:t xml:space="preserve"> *CBJK-8964*</w:t>
+        <w:t xml:space="preserve"> *Código de acceso:* *CBJK-8964*</w:t>
       </w:r>
     </w:p>
     <w:p>
@@ -1911,19 +1623,7 @@
         <w:t>👥</w:t>
       </w:r>
       <w:r>
-        <w:t xml:space="preserve"> </w:t>
-      </w:r>
-      <w:r>
-        <w:t>*Cupo asignado en la invitación</w:t>
-      </w:r>
-      <w:r>
-        <w:t>:</w:t>
-      </w:r>
-      <w:r>
-        <w:t>*</w:t>
-      </w:r>
-      <w:r>
-        <w:t xml:space="preserve"> </w:t>
+        <w:t xml:space="preserve"> *Cupo asignado en la invitación:* </w:t>
       </w:r>
       <w:r>
         <w:t>*1*</w:t>
@@ -1932,7 +1632,7 @@
     <w:p/>
     <w:p>
       <w:r>
-        <w:t>Te pedimos que completes tu registro dentro del plazo indicado, así nos ayudas muchísimo con la organización.</w:t>
+        <w:t>&gt; Te pedimos que completes tu registro dentro del plazo indicado (fecha límite de registro 15 de julio del 2026), así nos ayudas muchísimo con la organización.</w:t>
       </w:r>
     </w:p>
     <w:p/>
@@ -1949,16 +1649,7 @@
     </w:p>
     <w:p>
       <w:r>
-        <w:t>*</w:t>
-      </w:r>
-      <w:r>
-        <w:t>Kenia &amp; Jair</w:t>
-      </w:r>
-      <w:r>
-        <w:t>*</w:t>
-      </w:r>
-      <w:r>
-        <w:t xml:space="preserve"> </w:t>
+        <w:t xml:space="preserve">*Kenia &amp; Jair* </w:t>
       </w:r>
       <w:r>
         <w:rPr>
@@ -2044,7 +1735,13 @@
     <w:p/>
     <w:p>
       <w:r>
-        <w:t>Allí encontrarás toda la información del evento y podrás registrar tu asistencia utilizando los siguientes datos:</w:t>
+        <w:t xml:space="preserve">Allí encontrarás toda la información del evento y podrás </w:t>
+      </w:r>
+      <w:r>
+        <w:t>confirmar</w:t>
+      </w:r>
+      <w:r>
+        <w:t xml:space="preserve"> tu asistencia utilizando los siguientes datos:</w:t>
       </w:r>
     </w:p>
     <w:p/>
@@ -2056,19 +1753,7 @@
         <w:t>🔑</w:t>
       </w:r>
       <w:r>
-        <w:t xml:space="preserve"> </w:t>
-      </w:r>
-      <w:r>
-        <w:t>*</w:t>
-      </w:r>
-      <w:r>
-        <w:t>Código de acceso:</w:t>
-      </w:r>
-      <w:r>
-        <w:t>*</w:t>
-      </w:r>
-      <w:r>
-        <w:t xml:space="preserve"> *CBJK-4338*</w:t>
+        <w:t xml:space="preserve"> *Código de acceso:* *CBJK-4338*</w:t>
       </w:r>
     </w:p>
     <w:p>
@@ -2079,25 +1764,13 @@
         <w:t>👥</w:t>
       </w:r>
       <w:r>
-        <w:t xml:space="preserve"> </w:t>
-      </w:r>
-      <w:r>
-        <w:t>*Cupo asignado en la invitación</w:t>
-      </w:r>
-      <w:r>
-        <w:t>:</w:t>
-      </w:r>
-      <w:r>
-        <w:t>*</w:t>
-      </w:r>
-      <w:r>
-        <w:t xml:space="preserve"> *3*</w:t>
-      </w:r>
-    </w:p>
-    <w:p/>
-    <w:p>
-      <w:r>
-        <w:t>Te pedimos que completes tu registro dentro del plazo indicado, así nos ayudas muchísimo con la organización.</w:t>
+        <w:t xml:space="preserve"> *Cupo asignado en la invitación:* *3*</w:t>
+      </w:r>
+    </w:p>
+    <w:p/>
+    <w:p>
+      <w:r>
+        <w:t>&gt; Te pedimos que completes tu registro dentro del plazo indicado (fecha límite de registro 15 de julio del 2026), así nos ayudas muchísimo con la organización.</w:t>
       </w:r>
     </w:p>
     <w:p/>
@@ -2114,16 +1787,7 @@
     </w:p>
     <w:p>
       <w:r>
-        <w:t>*</w:t>
-      </w:r>
-      <w:r>
-        <w:t>Kenia &amp; Jair</w:t>
-      </w:r>
-      <w:r>
-        <w:t>*</w:t>
-      </w:r>
-      <w:r>
-        <w:t xml:space="preserve"> </w:t>
+        <w:t xml:space="preserve">*Kenia &amp; Jair* </w:t>
       </w:r>
       <w:r>
         <w:rPr>
@@ -2209,7 +1873,13 @@
     <w:p/>
     <w:p>
       <w:r>
-        <w:t>Allí encontrarás toda la información del evento y podrás registrar tu asistencia utilizando los siguientes datos:</w:t>
+        <w:t xml:space="preserve">Allí encontrarás toda la información del evento y podrás </w:t>
+      </w:r>
+      <w:r>
+        <w:t>confirmar</w:t>
+      </w:r>
+      <w:r>
+        <w:t xml:space="preserve"> tu asistencia utilizando los siguientes datos:</w:t>
       </w:r>
     </w:p>
     <w:p/>
@@ -2221,19 +1891,7 @@
         <w:t>🔑</w:t>
       </w:r>
       <w:r>
-        <w:t xml:space="preserve"> </w:t>
-      </w:r>
-      <w:r>
-        <w:t>*</w:t>
-      </w:r>
-      <w:r>
-        <w:t>Código de acceso:</w:t>
-      </w:r>
-      <w:r>
-        <w:t>*</w:t>
-      </w:r>
-      <w:r>
-        <w:t xml:space="preserve"> *CBJK-5399*</w:t>
+        <w:t xml:space="preserve"> *Código de acceso:* *CBJK-5399*</w:t>
       </w:r>
     </w:p>
     <w:p>
@@ -2244,19 +1902,7 @@
         <w:t>👥</w:t>
       </w:r>
       <w:r>
-        <w:t xml:space="preserve"> </w:t>
-      </w:r>
-      <w:r>
-        <w:t>*Cupo asignado en la invitación</w:t>
-      </w:r>
-      <w:r>
-        <w:t>:</w:t>
-      </w:r>
-      <w:r>
-        <w:t>*</w:t>
-      </w:r>
-      <w:r>
-        <w:t xml:space="preserve"> </w:t>
+        <w:t xml:space="preserve"> *Cupo asignado en la invitación:* </w:t>
       </w:r>
       <w:r>
         <w:t>*1*</w:t>
@@ -2265,7 +1911,7 @@
     <w:p/>
     <w:p>
       <w:r>
-        <w:t>Te pedimos que completes tu registro dentro del plazo indicado, así nos ayudas muchísimo con la organización.</w:t>
+        <w:t>&gt; Te pedimos que completes tu registro dentro del plazo indicado (fecha límite de registro 15 de julio del 2026), así nos ayudas muchísimo con la organización.</w:t>
       </w:r>
     </w:p>
     <w:p/>
@@ -2282,16 +1928,7 @@
     </w:p>
     <w:p>
       <w:r>
-        <w:t>*</w:t>
-      </w:r>
-      <w:r>
-        <w:t>Kenia &amp; Jair</w:t>
-      </w:r>
-      <w:r>
-        <w:t>*</w:t>
-      </w:r>
-      <w:r>
-        <w:t xml:space="preserve"> </w:t>
+        <w:t xml:space="preserve">*Kenia &amp; Jair* </w:t>
       </w:r>
       <w:r>
         <w:rPr>
@@ -2377,7 +2014,13 @@
     <w:p/>
     <w:p>
       <w:r>
-        <w:t>Allí encontrarás toda la información del evento y podrás registrar tu asistencia utilizando los siguientes datos:</w:t>
+        <w:t xml:space="preserve">Allí encontrarás toda la información del evento y podrás </w:t>
+      </w:r>
+      <w:r>
+        <w:t>confirmar</w:t>
+      </w:r>
+      <w:r>
+        <w:t xml:space="preserve"> tu asistencia utilizando los siguientes datos:</w:t>
       </w:r>
     </w:p>
     <w:p/>
@@ -2389,19 +2032,7 @@
         <w:t>🔑</w:t>
       </w:r>
       <w:r>
-        <w:t xml:space="preserve"> </w:t>
-      </w:r>
-      <w:r>
-        <w:t>*</w:t>
-      </w:r>
-      <w:r>
-        <w:t>Código de acceso:</w:t>
-      </w:r>
-      <w:r>
-        <w:t>*</w:t>
-      </w:r>
-      <w:r>
-        <w:t xml:space="preserve"> *CBJK-6797*</w:t>
+        <w:t xml:space="preserve"> *Código de acceso:* *CBJK-6797*</w:t>
       </w:r>
     </w:p>
     <w:p>
@@ -2412,25 +2043,13 @@
         <w:t>👥</w:t>
       </w:r>
       <w:r>
-        <w:t xml:space="preserve"> </w:t>
-      </w:r>
-      <w:r>
-        <w:t>*Cupo asignado en la invitación</w:t>
-      </w:r>
-      <w:r>
-        <w:t>:</w:t>
-      </w:r>
-      <w:r>
-        <w:t>*</w:t>
-      </w:r>
-      <w:r>
-        <w:t xml:space="preserve"> *4*</w:t>
-      </w:r>
-    </w:p>
-    <w:p/>
-    <w:p>
-      <w:r>
-        <w:t>Te pedimos que completes tu registro dentro del plazo indicado, así nos ayudas muchísimo con la organización.</w:t>
+        <w:t xml:space="preserve"> *Cupo asignado en la invitación:* *4*</w:t>
+      </w:r>
+    </w:p>
+    <w:p/>
+    <w:p>
+      <w:r>
+        <w:t>&gt; Te pedimos que completes tu registro dentro del plazo indicado (fecha límite de registro 15 de julio del 2026), así nos ayudas muchísimo con la organización.</w:t>
       </w:r>
     </w:p>
     <w:p/>
@@ -2447,16 +2066,7 @@
     </w:p>
     <w:p>
       <w:r>
-        <w:t>*</w:t>
-      </w:r>
-      <w:r>
-        <w:t>Kenia &amp; Jair</w:t>
-      </w:r>
-      <w:r>
-        <w:t>*</w:t>
-      </w:r>
-      <w:r>
-        <w:t xml:space="preserve"> </w:t>
+        <w:t xml:space="preserve">*Kenia &amp; Jair* </w:t>
       </w:r>
       <w:r>
         <w:rPr>
@@ -2542,7 +2152,13 @@
     <w:p/>
     <w:p>
       <w:r>
-        <w:t>Allí encontrarás toda la información del evento y podrás registrar tu asistencia utilizando los siguientes datos:</w:t>
+        <w:t xml:space="preserve">Allí encontrarás toda la información del evento y podrás </w:t>
+      </w:r>
+      <w:r>
+        <w:t>confirmar</w:t>
+      </w:r>
+      <w:r>
+        <w:t xml:space="preserve"> tu asistencia utilizando los siguientes datos:</w:t>
       </w:r>
     </w:p>
     <w:p/>
@@ -2554,19 +2170,7 @@
         <w:t>🔑</w:t>
       </w:r>
       <w:r>
-        <w:t xml:space="preserve"> </w:t>
-      </w:r>
-      <w:r>
-        <w:t>*</w:t>
-      </w:r>
-      <w:r>
-        <w:t>Código de acceso:</w:t>
-      </w:r>
-      <w:r>
-        <w:t>*</w:t>
-      </w:r>
-      <w:r>
-        <w:t xml:space="preserve"> *CBJK-2693*</w:t>
+        <w:t xml:space="preserve"> *Código de acceso:* *CBJK-2693*</w:t>
       </w:r>
     </w:p>
     <w:p>
@@ -2577,25 +2181,13 @@
         <w:t>👥</w:t>
       </w:r>
       <w:r>
-        <w:t xml:space="preserve"> </w:t>
-      </w:r>
-      <w:r>
-        <w:t>*Cupo asignado en la invitación</w:t>
-      </w:r>
-      <w:r>
-        <w:t>:</w:t>
-      </w:r>
-      <w:r>
-        <w:t>*</w:t>
-      </w:r>
-      <w:r>
-        <w:t xml:space="preserve"> *4*</w:t>
-      </w:r>
-    </w:p>
-    <w:p/>
-    <w:p>
-      <w:r>
-        <w:t>Te pedimos que completes tu registro dentro del plazo indicado, así nos ayudas muchísimo con la organización.</w:t>
+        <w:t xml:space="preserve"> *Cupo asignado en la invitación:* *4*</w:t>
+      </w:r>
+    </w:p>
+    <w:p/>
+    <w:p>
+      <w:r>
+        <w:t>&gt; Te pedimos que completes tu registro dentro del plazo indicado (fecha límite de registro 15 de julio del 2026), así nos ayudas muchísimo con la organización.</w:t>
       </w:r>
     </w:p>
     <w:p/>
@@ -2612,16 +2204,7 @@
     </w:p>
     <w:p>
       <w:r>
-        <w:t>*</w:t>
-      </w:r>
-      <w:r>
-        <w:t>Kenia &amp; Jair</w:t>
-      </w:r>
-      <w:r>
-        <w:t>*</w:t>
-      </w:r>
-      <w:r>
-        <w:t xml:space="preserve"> </w:t>
+        <w:t xml:space="preserve">*Kenia &amp; Jair* </w:t>
       </w:r>
       <w:r>
         <w:rPr>
@@ -2707,7 +2290,13 @@
     <w:p/>
     <w:p>
       <w:r>
-        <w:t>Allí encontrarás toda la información del evento y podrás registrar tu asistencia utilizando los siguientes datos:</w:t>
+        <w:t xml:space="preserve">Allí encontrarás toda la información del evento y podrás </w:t>
+      </w:r>
+      <w:r>
+        <w:t>confirmar</w:t>
+      </w:r>
+      <w:r>
+        <w:t xml:space="preserve"> tu asistencia utilizando los siguientes datos:</w:t>
       </w:r>
     </w:p>
     <w:p/>
@@ -2719,19 +2308,7 @@
         <w:t>🔑</w:t>
       </w:r>
       <w:r>
-        <w:t xml:space="preserve"> </w:t>
-      </w:r>
-      <w:r>
-        <w:t>*</w:t>
-      </w:r>
-      <w:r>
-        <w:t>Código de acceso:</w:t>
-      </w:r>
-      <w:r>
-        <w:t>*</w:t>
-      </w:r>
-      <w:r>
-        <w:t xml:space="preserve"> *CBJK-9855*</w:t>
+        <w:t xml:space="preserve"> *Código de acceso:* *CBJK-9855*</w:t>
       </w:r>
     </w:p>
     <w:p>
@@ -2742,25 +2319,13 @@
         <w:t>👥</w:t>
       </w:r>
       <w:r>
-        <w:t xml:space="preserve"> </w:t>
-      </w:r>
-      <w:r>
-        <w:t>*Cupo asignado en la invitación</w:t>
-      </w:r>
-      <w:r>
-        <w:t>:</w:t>
-      </w:r>
-      <w:r>
-        <w:t>*</w:t>
-      </w:r>
-      <w:r>
-        <w:t xml:space="preserve"> *3*</w:t>
-      </w:r>
-    </w:p>
-    <w:p/>
-    <w:p>
-      <w:r>
-        <w:t>Te pedimos que completes tu registro dentro del plazo indicado, así nos ayudas muchísimo con la organización.</w:t>
+        <w:t xml:space="preserve"> *Cupo asignado en la invitación:* *3*</w:t>
+      </w:r>
+    </w:p>
+    <w:p/>
+    <w:p>
+      <w:r>
+        <w:t>&gt; Te pedimos que completes tu registro dentro del plazo indicado (fecha límite de registro 15 de julio del 2026), así nos ayudas muchísimo con la organización.</w:t>
       </w:r>
     </w:p>
     <w:p/>
@@ -2777,16 +2342,7 @@
     </w:p>
     <w:p>
       <w:r>
-        <w:t>*</w:t>
-      </w:r>
-      <w:r>
-        <w:t>Kenia &amp; Jair</w:t>
-      </w:r>
-      <w:r>
-        <w:t>*</w:t>
-      </w:r>
-      <w:r>
-        <w:t xml:space="preserve"> </w:t>
+        <w:t xml:space="preserve">*Kenia &amp; Jair* </w:t>
       </w:r>
       <w:r>
         <w:rPr>
@@ -2872,7 +2428,13 @@
     <w:p/>
     <w:p>
       <w:r>
-        <w:t>Allí encontrarás toda la información del evento y podrás registrar tu asistencia utilizando los siguientes datos:</w:t>
+        <w:t xml:space="preserve">Allí encontrarás toda la información del evento y podrás </w:t>
+      </w:r>
+      <w:r>
+        <w:t>confirmar</w:t>
+      </w:r>
+      <w:r>
+        <w:t xml:space="preserve"> tu asistencia utilizando los siguientes datos:</w:t>
       </w:r>
     </w:p>
     <w:p/>
@@ -2884,19 +2446,7 @@
         <w:t>🔑</w:t>
       </w:r>
       <w:r>
-        <w:t xml:space="preserve"> </w:t>
-      </w:r>
-      <w:r>
-        <w:t>*</w:t>
-      </w:r>
-      <w:r>
-        <w:t>Código de acceso:</w:t>
-      </w:r>
-      <w:r>
-        <w:t>*</w:t>
-      </w:r>
-      <w:r>
-        <w:t xml:space="preserve"> *CBJK-6236*</w:t>
+        <w:t xml:space="preserve"> *Código de acceso:* *CBJK-6236*</w:t>
       </w:r>
     </w:p>
     <w:p>
@@ -2907,19 +2457,7 @@
         <w:t>👥</w:t>
       </w:r>
       <w:r>
-        <w:t xml:space="preserve"> </w:t>
-      </w:r>
-      <w:r>
-        <w:t>*Cupo asignado en la invitación</w:t>
-      </w:r>
-      <w:r>
-        <w:t>:</w:t>
-      </w:r>
-      <w:r>
-        <w:t>*</w:t>
-      </w:r>
-      <w:r>
-        <w:t xml:space="preserve"> </w:t>
+        <w:t xml:space="preserve"> *Cupo asignado en la invitación:* </w:t>
       </w:r>
       <w:r>
         <w:t>*1*</w:t>
@@ -2928,7 +2466,7 @@
     <w:p/>
     <w:p>
       <w:r>
-        <w:t>Te pedimos que completes tu registro dentro del plazo indicado, así nos ayudas muchísimo con la organización.</w:t>
+        <w:t>&gt; Te pedimos que completes tu registro dentro del plazo indicado (fecha límite de registro 15 de julio del 2026), así nos ayudas muchísimo con la organización.</w:t>
       </w:r>
     </w:p>
     <w:p/>
@@ -2945,16 +2483,7 @@
     </w:p>
     <w:p>
       <w:r>
-        <w:t>*</w:t>
-      </w:r>
-      <w:r>
-        <w:t>Kenia &amp; Jair</w:t>
-      </w:r>
-      <w:r>
-        <w:t>*</w:t>
-      </w:r>
-      <w:r>
-        <w:t xml:space="preserve"> </w:t>
+        <w:t xml:space="preserve">*Kenia &amp; Jair* </w:t>
       </w:r>
       <w:r>
         <w:rPr>
@@ -3040,7 +2569,13 @@
     <w:p/>
     <w:p>
       <w:r>
-        <w:t>Allí encontrarás toda la información del evento y podrás registrar tu asistencia utilizando los siguientes datos:</w:t>
+        <w:t xml:space="preserve">Allí encontrarás toda la información del evento y podrás </w:t>
+      </w:r>
+      <w:r>
+        <w:t>confirmar</w:t>
+      </w:r>
+      <w:r>
+        <w:t xml:space="preserve"> tu asistencia utilizando los siguientes datos:</w:t>
       </w:r>
     </w:p>
     <w:p/>
@@ -3052,19 +2587,7 @@
         <w:t>🔑</w:t>
       </w:r>
       <w:r>
-        <w:t xml:space="preserve"> </w:t>
-      </w:r>
-      <w:r>
-        <w:t>*</w:t>
-      </w:r>
-      <w:r>
-        <w:t>Código de acceso:</w:t>
-      </w:r>
-      <w:r>
-        <w:t>*</w:t>
-      </w:r>
-      <w:r>
-        <w:t xml:space="preserve"> *CBJK-5664*</w:t>
+        <w:t xml:space="preserve"> *Código de acceso:* *CBJK-5664*</w:t>
       </w:r>
     </w:p>
     <w:p>
@@ -3075,19 +2598,7 @@
         <w:t>👥</w:t>
       </w:r>
       <w:r>
-        <w:t xml:space="preserve"> </w:t>
-      </w:r>
-      <w:r>
-        <w:t>*Cupo asignado en la invitación</w:t>
-      </w:r>
-      <w:r>
-        <w:t>:</w:t>
-      </w:r>
-      <w:r>
-        <w:t>*</w:t>
-      </w:r>
-      <w:r>
-        <w:t xml:space="preserve"> </w:t>
+        <w:t xml:space="preserve"> *Cupo asignado en la invitación:* </w:t>
       </w:r>
       <w:r>
         <w:t>*1*</w:t>
@@ -3096,7 +2607,7 @@
     <w:p/>
     <w:p>
       <w:r>
-        <w:t>Te pedimos que completes tu registro dentro del plazo indicado, así nos ayudas muchísimo con la organización.</w:t>
+        <w:t>&gt; Te pedimos que completes tu registro dentro del plazo indicado (fecha límite de registro 15 de julio del 2026), así nos ayudas muchísimo con la organización.</w:t>
       </w:r>
     </w:p>
     <w:p/>
@@ -3113,16 +2624,7 @@
     </w:p>
     <w:p>
       <w:r>
-        <w:t>*</w:t>
-      </w:r>
-      <w:r>
-        <w:t>Kenia &amp; Jair</w:t>
-      </w:r>
-      <w:r>
-        <w:t>*</w:t>
-      </w:r>
-      <w:r>
-        <w:t xml:space="preserve"> </w:t>
+        <w:t xml:space="preserve">*Kenia &amp; Jair* </w:t>
       </w:r>
       <w:r>
         <w:rPr>
@@ -3208,7 +2710,13 @@
     <w:p/>
     <w:p>
       <w:r>
-        <w:t>Allí encontrarás toda la información del evento y podrás registrar tu asistencia utilizando los siguientes datos:</w:t>
+        <w:t xml:space="preserve">Allí encontrarás toda la información del evento y podrás </w:t>
+      </w:r>
+      <w:r>
+        <w:t>confirmar</w:t>
+      </w:r>
+      <w:r>
+        <w:t xml:space="preserve"> tu asistencia utilizando los siguientes datos:</w:t>
       </w:r>
     </w:p>
     <w:p/>
@@ -3220,19 +2728,7 @@
         <w:t>🔑</w:t>
       </w:r>
       <w:r>
-        <w:t xml:space="preserve"> </w:t>
-      </w:r>
-      <w:r>
-        <w:t>*</w:t>
-      </w:r>
-      <w:r>
-        <w:t>Código de acceso:</w:t>
-      </w:r>
-      <w:r>
-        <w:t>*</w:t>
-      </w:r>
-      <w:r>
-        <w:t xml:space="preserve"> *CBJK-4755*</w:t>
+        <w:t xml:space="preserve"> *Código de acceso:* *CBJK-4755*</w:t>
       </w:r>
     </w:p>
     <w:p>
@@ -3243,25 +2739,13 @@
         <w:t>👥</w:t>
       </w:r>
       <w:r>
-        <w:t xml:space="preserve"> </w:t>
-      </w:r>
-      <w:r>
-        <w:t>*Cupo asignado en la invitación</w:t>
-      </w:r>
-      <w:r>
-        <w:t>:</w:t>
-      </w:r>
-      <w:r>
-        <w:t>*</w:t>
-      </w:r>
-      <w:r>
-        <w:t xml:space="preserve"> *3*</w:t>
-      </w:r>
-    </w:p>
-    <w:p/>
-    <w:p>
-      <w:r>
-        <w:t>Te pedimos que completes tu registro dentro del plazo indicado, así nos ayudas muchísimo con la organización.</w:t>
+        <w:t xml:space="preserve"> *Cupo asignado en la invitación:* *3*</w:t>
+      </w:r>
+    </w:p>
+    <w:p/>
+    <w:p>
+      <w:r>
+        <w:t>&gt; Te pedimos que completes tu registro dentro del plazo indicado (fecha límite de registro 15 de julio del 2026), así nos ayudas muchísimo con la organización.</w:t>
       </w:r>
     </w:p>
     <w:p/>
@@ -3278,16 +2762,7 @@
     </w:p>
     <w:p>
       <w:r>
-        <w:t>*</w:t>
-      </w:r>
-      <w:r>
-        <w:t>Kenia &amp; Jair</w:t>
-      </w:r>
-      <w:r>
-        <w:t>*</w:t>
-      </w:r>
-      <w:r>
-        <w:t xml:space="preserve"> </w:t>
+        <w:t xml:space="preserve">*Kenia &amp; Jair* </w:t>
       </w:r>
       <w:r>
         <w:rPr>
@@ -3373,7 +2848,13 @@
     <w:p/>
     <w:p>
       <w:r>
-        <w:t>Allí encontrarás toda la información del evento y podrás registrar tu asistencia utilizando los siguientes datos:</w:t>
+        <w:t xml:space="preserve">Allí encontrarás toda la información del evento y podrás </w:t>
+      </w:r>
+      <w:r>
+        <w:t>confirmar</w:t>
+      </w:r>
+      <w:r>
+        <w:t xml:space="preserve"> tu asistencia utilizando los siguientes datos:</w:t>
       </w:r>
     </w:p>
     <w:p/>
@@ -3385,19 +2866,7 @@
         <w:t>🔑</w:t>
       </w:r>
       <w:r>
-        <w:t xml:space="preserve"> </w:t>
-      </w:r>
-      <w:r>
-        <w:t>*</w:t>
-      </w:r>
-      <w:r>
-        <w:t>Código de acceso:</w:t>
-      </w:r>
-      <w:r>
-        <w:t>*</w:t>
-      </w:r>
-      <w:r>
-        <w:t xml:space="preserve"> *CBJK-9448*</w:t>
+        <w:t xml:space="preserve"> *Código de acceso:* *CBJK-9448*</w:t>
       </w:r>
     </w:p>
     <w:p>
@@ -3408,25 +2877,13 @@
         <w:t>👥</w:t>
       </w:r>
       <w:r>
-        <w:t xml:space="preserve"> </w:t>
-      </w:r>
-      <w:r>
-        <w:t>*Cupo asignado en la invitación</w:t>
-      </w:r>
-      <w:r>
-        <w:t>:</w:t>
-      </w:r>
-      <w:r>
-        <w:t>*</w:t>
-      </w:r>
-      <w:r>
-        <w:t xml:space="preserve"> *3*</w:t>
-      </w:r>
-    </w:p>
-    <w:p/>
-    <w:p>
-      <w:r>
-        <w:t>Te pedimos que completes tu registro dentro del plazo indicado, así nos ayudas muchísimo con la organización.</w:t>
+        <w:t xml:space="preserve"> *Cupo asignado en la invitación:* *3*</w:t>
+      </w:r>
+    </w:p>
+    <w:p/>
+    <w:p>
+      <w:r>
+        <w:t>&gt; Te pedimos que completes tu registro dentro del plazo indicado (fecha límite de registro 15 de julio del 2026), así nos ayudas muchísimo con la organización.</w:t>
       </w:r>
     </w:p>
     <w:p/>
@@ -3443,16 +2900,7 @@
     </w:p>
     <w:p>
       <w:r>
-        <w:t>*</w:t>
-      </w:r>
-      <w:r>
-        <w:t>Kenia &amp; Jair</w:t>
-      </w:r>
-      <w:r>
-        <w:t>*</w:t>
-      </w:r>
-      <w:r>
-        <w:t xml:space="preserve"> </w:t>
+        <w:t xml:space="preserve">*Kenia &amp; Jair* </w:t>
       </w:r>
       <w:r>
         <w:rPr>
@@ -3538,7 +2986,13 @@
     <w:p/>
     <w:p>
       <w:r>
-        <w:t>Allí encontrarás toda la información del evento y podrás registrar tu asistencia utilizando los siguientes datos:</w:t>
+        <w:t xml:space="preserve">Allí encontrarás toda la información del evento y podrás </w:t>
+      </w:r>
+      <w:r>
+        <w:t>confirmar</w:t>
+      </w:r>
+      <w:r>
+        <w:t xml:space="preserve"> tu asistencia utilizando los siguientes datos:</w:t>
       </w:r>
     </w:p>
     <w:p/>
@@ -3550,19 +3004,7 @@
         <w:t>🔑</w:t>
       </w:r>
       <w:r>
-        <w:t xml:space="preserve"> </w:t>
-      </w:r>
-      <w:r>
-        <w:t>*</w:t>
-      </w:r>
-      <w:r>
-        <w:t>Código de acceso:</w:t>
-      </w:r>
-      <w:r>
-        <w:t>*</w:t>
-      </w:r>
-      <w:r>
-        <w:t xml:space="preserve"> *CBJK-4642*</w:t>
+        <w:t xml:space="preserve"> *Código de acceso:* *CBJK-4642*</w:t>
       </w:r>
     </w:p>
     <w:p>
@@ -3573,25 +3015,13 @@
         <w:t>👥</w:t>
       </w:r>
       <w:r>
-        <w:t xml:space="preserve"> </w:t>
-      </w:r>
-      <w:r>
-        <w:t>*Cupo asignado en la invitación</w:t>
-      </w:r>
-      <w:r>
-        <w:t>:</w:t>
-      </w:r>
-      <w:r>
-        <w:t>*</w:t>
-      </w:r>
-      <w:r>
-        <w:t xml:space="preserve"> *3*</w:t>
-      </w:r>
-    </w:p>
-    <w:p/>
-    <w:p>
-      <w:r>
-        <w:t>Te pedimos que completes tu registro dentro del plazo indicado, así nos ayudas muchísimo con la organización.</w:t>
+        <w:t xml:space="preserve"> *Cupo asignado en la invitación:* *3*</w:t>
+      </w:r>
+    </w:p>
+    <w:p/>
+    <w:p>
+      <w:r>
+        <w:t>&gt; Te pedimos que completes tu registro dentro del plazo indicado (fecha límite de registro 15 de julio del 2026), así nos ayudas muchísimo con la organización.</w:t>
       </w:r>
     </w:p>
     <w:p/>
@@ -3608,16 +3038,7 @@
     </w:p>
     <w:p>
       <w:r>
-        <w:t>*</w:t>
-      </w:r>
-      <w:r>
-        <w:t>Kenia &amp; Jair</w:t>
-      </w:r>
-      <w:r>
-        <w:t>*</w:t>
-      </w:r>
-      <w:r>
-        <w:t xml:space="preserve"> </w:t>
+        <w:t xml:space="preserve">*Kenia &amp; Jair* </w:t>
       </w:r>
       <w:r>
         <w:rPr>
@@ -3703,7 +3124,13 @@
     <w:p/>
     <w:p>
       <w:r>
-        <w:t>Allí encontrarás toda la información del evento y podrás registrar tu asistencia utilizando los siguientes datos:</w:t>
+        <w:t xml:space="preserve">Allí encontrarás toda la información del evento y podrás </w:t>
+      </w:r>
+      <w:r>
+        <w:t>confirmar</w:t>
+      </w:r>
+      <w:r>
+        <w:t xml:space="preserve"> tu asistencia utilizando los siguientes datos:</w:t>
       </w:r>
     </w:p>
     <w:p/>
@@ -3715,19 +3142,7 @@
         <w:t>🔑</w:t>
       </w:r>
       <w:r>
-        <w:t xml:space="preserve"> </w:t>
-      </w:r>
-      <w:r>
-        <w:t>*</w:t>
-      </w:r>
-      <w:r>
-        <w:t>Código de acceso:</w:t>
-      </w:r>
-      <w:r>
-        <w:t>*</w:t>
-      </w:r>
-      <w:r>
-        <w:t xml:space="preserve"> *CBJK-9282*</w:t>
+        <w:t xml:space="preserve"> *Código de acceso:* *CBJK-9282*</w:t>
       </w:r>
     </w:p>
     <w:p>
@@ -3738,19 +3153,7 @@
         <w:t>👥</w:t>
       </w:r>
       <w:r>
-        <w:t xml:space="preserve"> </w:t>
-      </w:r>
-      <w:r>
-        <w:t>*Cupo asignado en la invitación</w:t>
-      </w:r>
-      <w:r>
-        <w:t>:</w:t>
-      </w:r>
-      <w:r>
-        <w:t>*</w:t>
-      </w:r>
-      <w:r>
-        <w:t xml:space="preserve"> </w:t>
+        <w:t xml:space="preserve"> *Cupo asignado en la invitación:* </w:t>
       </w:r>
       <w:r>
         <w:t>*1*</w:t>
@@ -3759,7 +3162,7 @@
     <w:p/>
     <w:p>
       <w:r>
-        <w:t>Te pedimos que completes tu registro dentro del plazo indicado, así nos ayudas muchísimo con la organización.</w:t>
+        <w:t>&gt; Te pedimos que completes tu registro dentro del plazo indicado (fecha límite de registro 15 de julio del 2026), así nos ayudas muchísimo con la organización.</w:t>
       </w:r>
     </w:p>
     <w:p/>
@@ -3776,16 +3179,7 @@
     </w:p>
     <w:p>
       <w:r>
-        <w:t>*</w:t>
-      </w:r>
-      <w:r>
-        <w:t>Kenia &amp; Jair</w:t>
-      </w:r>
-      <w:r>
-        <w:t>*</w:t>
-      </w:r>
-      <w:r>
-        <w:t xml:space="preserve"> </w:t>
+        <w:t xml:space="preserve">*Kenia &amp; Jair* </w:t>
       </w:r>
       <w:r>
         <w:rPr>
@@ -3871,7 +3265,13 @@
     <w:p/>
     <w:p>
       <w:r>
-        <w:t>Allí encontrarás toda la información del evento y podrás registrar tu asistencia utilizando los siguientes datos:</w:t>
+        <w:t xml:space="preserve">Allí encontrarás toda la información del evento y podrás </w:t>
+      </w:r>
+      <w:r>
+        <w:t>confirmar</w:t>
+      </w:r>
+      <w:r>
+        <w:t xml:space="preserve"> tu asistencia utilizando los siguientes datos:</w:t>
       </w:r>
     </w:p>
     <w:p/>
@@ -3883,19 +3283,7 @@
         <w:t>🔑</w:t>
       </w:r>
       <w:r>
-        <w:t xml:space="preserve"> </w:t>
-      </w:r>
-      <w:r>
-        <w:t>*</w:t>
-      </w:r>
-      <w:r>
-        <w:t>Código de acceso:</w:t>
-      </w:r>
-      <w:r>
-        <w:t>*</w:t>
-      </w:r>
-      <w:r>
-        <w:t xml:space="preserve"> *CBJK-2489*</w:t>
+        <w:t xml:space="preserve"> *Código de acceso:* *CBJK-2489*</w:t>
       </w:r>
     </w:p>
     <w:p>
@@ -3906,19 +3294,7 @@
         <w:t>👥</w:t>
       </w:r>
       <w:r>
-        <w:t xml:space="preserve"> </w:t>
-      </w:r>
-      <w:r>
-        <w:t>*Cupo asignado en la invitación</w:t>
-      </w:r>
-      <w:r>
-        <w:t>:</w:t>
-      </w:r>
-      <w:r>
-        <w:t>*</w:t>
-      </w:r>
-      <w:r>
-        <w:t xml:space="preserve"> </w:t>
+        <w:t xml:space="preserve"> *Cupo asignado en la invitación:* </w:t>
       </w:r>
       <w:r>
         <w:t>*1*</w:t>
@@ -3927,7 +3303,7 @@
     <w:p/>
     <w:p>
       <w:r>
-        <w:t>Te pedimos que completes tu registro dentro del plazo indicado, así nos ayudas muchísimo con la organización.</w:t>
+        <w:t>&gt; Te pedimos que completes tu registro dentro del plazo indicado (fecha límite de registro 15 de julio del 2026), así nos ayudas muchísimo con la organización.</w:t>
       </w:r>
     </w:p>
     <w:p/>
@@ -3944,16 +3320,7 @@
     </w:p>
     <w:p>
       <w:r>
-        <w:t>*</w:t>
-      </w:r>
-      <w:r>
-        <w:t>Kenia &amp; Jair</w:t>
-      </w:r>
-      <w:r>
-        <w:t>*</w:t>
-      </w:r>
-      <w:r>
-        <w:t xml:space="preserve"> </w:t>
+        <w:t xml:space="preserve">*Kenia &amp; Jair* </w:t>
       </w:r>
       <w:r>
         <w:rPr>
@@ -4039,7 +3406,13 @@
     <w:p/>
     <w:p>
       <w:r>
-        <w:t>Allí encontrarás toda la información del evento y podrás registrar tu asistencia utilizando los siguientes datos:</w:t>
+        <w:t xml:space="preserve">Allí encontrarás toda la información del evento y podrás </w:t>
+      </w:r>
+      <w:r>
+        <w:t>confirmar</w:t>
+      </w:r>
+      <w:r>
+        <w:t xml:space="preserve"> tu asistencia utilizando los siguientes datos:</w:t>
       </w:r>
     </w:p>
     <w:p/>
@@ -4051,19 +3424,7 @@
         <w:t>🔑</w:t>
       </w:r>
       <w:r>
-        <w:t xml:space="preserve"> </w:t>
-      </w:r>
-      <w:r>
-        <w:t>*</w:t>
-      </w:r>
-      <w:r>
-        <w:t>Código de acceso:</w:t>
-      </w:r>
-      <w:r>
-        <w:t>*</w:t>
-      </w:r>
-      <w:r>
-        <w:t xml:space="preserve"> *CBJK-8294*</w:t>
+        <w:t xml:space="preserve"> *Código de acceso:* *CBJK-8294*</w:t>
       </w:r>
     </w:p>
     <w:p>
@@ -4074,25 +3435,13 @@
         <w:t>👥</w:t>
       </w:r>
       <w:r>
-        <w:t xml:space="preserve"> </w:t>
-      </w:r>
-      <w:r>
-        <w:t>*Cupo asignado en la invitación</w:t>
-      </w:r>
-      <w:r>
-        <w:t>:</w:t>
-      </w:r>
-      <w:r>
-        <w:t>*</w:t>
-      </w:r>
-      <w:r>
-        <w:t xml:space="preserve"> *3*</w:t>
-      </w:r>
-    </w:p>
-    <w:p/>
-    <w:p>
-      <w:r>
-        <w:t>Te pedimos que completes tu registro dentro del plazo indicado, así nos ayudas muchísimo con la organización.</w:t>
+        <w:t xml:space="preserve"> *Cupo asignado en la invitación:* *3*</w:t>
+      </w:r>
+    </w:p>
+    <w:p/>
+    <w:p>
+      <w:r>
+        <w:t>&gt; Te pedimos que completes tu registro dentro del plazo indicado (fecha límite de registro 15 de julio del 2026), así nos ayudas muchísimo con la organización.</w:t>
       </w:r>
     </w:p>
     <w:p/>
@@ -4109,16 +3458,7 @@
     </w:p>
     <w:p>
       <w:r>
-        <w:t>*</w:t>
-      </w:r>
-      <w:r>
-        <w:t>Kenia &amp; Jair</w:t>
-      </w:r>
-      <w:r>
-        <w:t>*</w:t>
-      </w:r>
-      <w:r>
-        <w:t xml:space="preserve"> </w:t>
+        <w:t xml:space="preserve">*Kenia &amp; Jair* </w:t>
       </w:r>
       <w:r>
         <w:rPr>
@@ -4204,7 +3544,13 @@
     <w:p/>
     <w:p>
       <w:r>
-        <w:t>Allí encontrarás toda la información del evento y podrás registrar tu asistencia utilizando los siguientes datos:</w:t>
+        <w:t xml:space="preserve">Allí encontrarás toda la información del evento y podrás </w:t>
+      </w:r>
+      <w:r>
+        <w:t>confirmar</w:t>
+      </w:r>
+      <w:r>
+        <w:t xml:space="preserve"> tu asistencia utilizando los siguientes datos:</w:t>
       </w:r>
     </w:p>
     <w:p/>
@@ -4216,19 +3562,7 @@
         <w:t>🔑</w:t>
       </w:r>
       <w:r>
-        <w:t xml:space="preserve"> </w:t>
-      </w:r>
-      <w:r>
-        <w:t>*</w:t>
-      </w:r>
-      <w:r>
-        <w:t>Código de acceso:</w:t>
-      </w:r>
-      <w:r>
-        <w:t>*</w:t>
-      </w:r>
-      <w:r>
-        <w:t xml:space="preserve"> *CBJK-9639*</w:t>
+        <w:t xml:space="preserve"> *Código de acceso:* *CBJK-9639*</w:t>
       </w:r>
     </w:p>
     <w:p>
@@ -4239,19 +3573,7 @@
         <w:t>👥</w:t>
       </w:r>
       <w:r>
-        <w:t xml:space="preserve"> </w:t>
-      </w:r>
-      <w:r>
-        <w:t>*Cupo asignado en la invitación</w:t>
-      </w:r>
-      <w:r>
-        <w:t>:</w:t>
-      </w:r>
-      <w:r>
-        <w:t>*</w:t>
-      </w:r>
-      <w:r>
-        <w:t xml:space="preserve"> </w:t>
+        <w:t xml:space="preserve"> *Cupo asignado en la invitación:* </w:t>
       </w:r>
       <w:r>
         <w:t>*1*</w:t>
@@ -4260,7 +3582,7 @@
     <w:p/>
     <w:p>
       <w:r>
-        <w:t>Te pedimos que completes tu registro dentro del plazo indicado, así nos ayudas muchísimo con la organización.</w:t>
+        <w:t>&gt; Te pedimos que completes tu registro dentro del plazo indicado (fecha límite de registro 15 de julio del 2026), así nos ayudas muchísimo con la organización.</w:t>
       </w:r>
     </w:p>
     <w:p/>
@@ -4277,16 +3599,7 @@
     </w:p>
     <w:p>
       <w:r>
-        <w:t>*</w:t>
-      </w:r>
-      <w:r>
-        <w:t>Kenia &amp; Jair</w:t>
-      </w:r>
-      <w:r>
-        <w:t>*</w:t>
-      </w:r>
-      <w:r>
-        <w:t xml:space="preserve"> </w:t>
+        <w:t xml:space="preserve">*Kenia &amp; Jair* </w:t>
       </w:r>
       <w:r>
         <w:rPr>
@@ -4372,7 +3685,13 @@
     <w:p/>
     <w:p>
       <w:r>
-        <w:t>Allí encontrarás toda la información del evento y podrás registrar tu asistencia utilizando los siguientes datos:</w:t>
+        <w:t xml:space="preserve">Allí encontrarás toda la información del evento y podrás </w:t>
+      </w:r>
+      <w:r>
+        <w:t>confirmar</w:t>
+      </w:r>
+      <w:r>
+        <w:t xml:space="preserve"> tu asistencia utilizando los siguientes datos:</w:t>
       </w:r>
     </w:p>
     <w:p/>
@@ -4384,19 +3703,7 @@
         <w:t>🔑</w:t>
       </w:r>
       <w:r>
-        <w:t xml:space="preserve"> </w:t>
-      </w:r>
-      <w:r>
-        <w:t>*</w:t>
-      </w:r>
-      <w:r>
-        <w:t>Código de acceso:</w:t>
-      </w:r>
-      <w:r>
-        <w:t>*</w:t>
-      </w:r>
-      <w:r>
-        <w:t xml:space="preserve"> *CBJK-8949*</w:t>
+        <w:t xml:space="preserve"> *Código de acceso:* *CBJK-8949*</w:t>
       </w:r>
     </w:p>
     <w:p>
@@ -4407,25 +3714,13 @@
         <w:t>👥</w:t>
       </w:r>
       <w:r>
-        <w:t xml:space="preserve"> </w:t>
-      </w:r>
-      <w:r>
-        <w:t>*Cupo asignado en la invitación</w:t>
-      </w:r>
-      <w:r>
-        <w:t>:</w:t>
-      </w:r>
-      <w:r>
-        <w:t>*</w:t>
-      </w:r>
-      <w:r>
-        <w:t xml:space="preserve"> *4*</w:t>
-      </w:r>
-    </w:p>
-    <w:p/>
-    <w:p>
-      <w:r>
-        <w:t>Te pedimos que completes tu registro dentro del plazo indicado, así nos ayudas muchísimo con la organización.</w:t>
+        <w:t xml:space="preserve"> *Cupo asignado en la invitación:* *4*</w:t>
+      </w:r>
+    </w:p>
+    <w:p/>
+    <w:p>
+      <w:r>
+        <w:t>&gt; Te pedimos que completes tu registro dentro del plazo indicado (fecha límite de registro 15 de julio del 2026), así nos ayudas muchísimo con la organización.</w:t>
       </w:r>
     </w:p>
     <w:p/>
@@ -4442,16 +3737,7 @@
     </w:p>
     <w:p>
       <w:r>
-        <w:t>*</w:t>
-      </w:r>
-      <w:r>
-        <w:t>Kenia &amp; Jair</w:t>
-      </w:r>
-      <w:r>
-        <w:t>*</w:t>
-      </w:r>
-      <w:r>
-        <w:t xml:space="preserve"> </w:t>
+        <w:t xml:space="preserve">*Kenia &amp; Jair* </w:t>
       </w:r>
       <w:r>
         <w:rPr>
@@ -4536,7 +3822,13 @@
     <w:p/>
     <w:p>
       <w:r>
-        <w:t>Allí encontrarás toda la información del evento y podrás registrar tu asistencia utilizando los siguientes datos:</w:t>
+        <w:t xml:space="preserve">Allí encontrarás toda la información del evento y podrás </w:t>
+      </w:r>
+      <w:r>
+        <w:t>confirmar</w:t>
+      </w:r>
+      <w:r>
+        <w:t xml:space="preserve"> tu asistencia utilizando los siguientes datos:</w:t>
       </w:r>
     </w:p>
     <w:p/>
@@ -4548,19 +3840,145 @@
         <w:t>🔑</w:t>
       </w:r>
       <w:r>
+        <w:t xml:space="preserve"> *Código de acceso:* *CBJK-3897*</w:t>
+      </w:r>
+    </w:p>
+    <w:p>
+      <w:r>
+        <w:rPr>
+          <w:rFonts w:ascii="Segoe UI Emoji" w:hAnsi="Segoe UI Emoji" w:cs="Segoe UI Emoji"/>
+        </w:rPr>
+        <w:t>👥</w:t>
+      </w:r>
+      <w:r>
+        <w:t xml:space="preserve"> *Cupo asignado en la invitación:* *4*</w:t>
+      </w:r>
+    </w:p>
+    <w:p/>
+    <w:p>
+      <w:r>
+        <w:t>&gt; Te pedimos que completes tu registro dentro del plazo indicado (fecha límite de registro 15 de julio del 2026), así nos ayudas muchísimo con la organización.</w:t>
+      </w:r>
+    </w:p>
+    <w:p/>
+    <w:p>
+      <w:r>
+        <w:t>¡De verdad, esperamos verte y celebrar juntos este gran momento!</w:t>
+      </w:r>
+    </w:p>
+    <w:p/>
+    <w:p>
+      <w:r>
+        <w:t>Con todo el cariño,</w:t>
+      </w:r>
+    </w:p>
+    <w:p>
+      <w:r>
+        <w:t xml:space="preserve">*Kenia &amp; Jair* </w:t>
+      </w:r>
+      <w:r>
+        <w:rPr>
+          <w:rFonts w:ascii="Segoe UI Symbol" w:hAnsi="Segoe UI Symbol" w:cs="Segoe UI Symbol"/>
+        </w:rPr>
+        <w:t>❤</w:t>
+      </w:r>
+      <w:r>
+        <w:t>️</w:t>
+      </w:r>
+      <w:r>
+        <w:rPr>
+          <w:rFonts w:ascii="Segoe UI Emoji" w:hAnsi="Segoe UI Emoji" w:cs="Segoe UI Emoji"/>
+        </w:rPr>
+        <w:t>🌻</w:t>
+      </w:r>
+    </w:p>
+    <w:p/>
+    <w:p>
+      <w:r>
+        <w:br w:type="page"/>
+      </w:r>
+    </w:p>
+    <w:p>
+      <w:r>
+        <w:lastRenderedPageBreak/>
+        <w:t xml:space="preserve">¡Hola, *JOSE Y GENINA*! </w:t>
+      </w:r>
+      <w:r>
+        <w:rPr>
+          <w:rFonts w:ascii="Segoe UI Emoji" w:hAnsi="Segoe UI Emoji" w:cs="Segoe UI Emoji"/>
+        </w:rPr>
+        <w:t>👋💕</w:t>
+      </w:r>
+    </w:p>
+    <w:p/>
+    <w:p>
+      <w:r>
+        <w:t>Con muchísima alegría queremos compartir contigo uno de los momentos más especiales de nuestras vidas.</w:t>
+      </w:r>
+    </w:p>
+    <w:p/>
+    <w:p>
+      <w:r>
+        <w:t xml:space="preserve">Kenia y Jair tenemos el honor de invitarte a celebrar nuestra boda. </w:t>
+      </w:r>
+      <w:r>
+        <w:rPr>
+          <w:rFonts w:ascii="Segoe UI Emoji" w:hAnsi="Segoe UI Emoji" w:cs="Segoe UI Emoji"/>
+        </w:rPr>
+        <w:t>💍✨</w:t>
+      </w:r>
+      <w:r>
+        <w:t xml:space="preserve"> Nos llenaría de felicidad contar con tu presencia y compartir este día tan importante junto a ti.</w:t>
+      </w:r>
+    </w:p>
+    <w:p/>
+    <w:p>
+      <w:r>
+        <w:rPr>
+          <w:rFonts w:ascii="Segoe UI Emoji" w:hAnsi="Segoe UI Emoji" w:cs="Segoe UI Emoji"/>
+        </w:rPr>
+        <w:t>📌</w:t>
+      </w:r>
+      <w:r>
         <w:t xml:space="preserve"> </w:t>
       </w:r>
       <w:r>
-        <w:t>*</w:t>
-      </w:r>
-      <w:r>
-        <w:t>Código de acceso:</w:t>
-      </w:r>
-      <w:r>
-        <w:t>*</w:t>
-      </w:r>
-      <w:r>
-        <w:t xml:space="preserve"> *CBJK-3897*</w:t>
+        <w:t>Para confirmar tu asistencia, ingresa a nuestra página web:</w:t>
+      </w:r>
+    </w:p>
+    <w:p>
+      <w:r>
+        <w:rPr>
+          <w:rFonts w:ascii="Segoe UI Emoji" w:hAnsi="Segoe UI Emoji" w:cs="Segoe UI Emoji"/>
+        </w:rPr>
+        <w:t>👉</w:t>
+      </w:r>
+      <w:r>
+        <w:t xml:space="preserve"> *https://celebracionbodajk.vercel.app*</w:t>
+      </w:r>
+    </w:p>
+    <w:p/>
+    <w:p>
+      <w:r>
+        <w:t xml:space="preserve">Allí encontrarás toda la información del evento y podrás </w:t>
+      </w:r>
+      <w:r>
+        <w:t>confirmar</w:t>
+      </w:r>
+      <w:r>
+        <w:t xml:space="preserve"> tu asistencia utilizando los siguientes datos:</w:t>
+      </w:r>
+    </w:p>
+    <w:p/>
+    <w:p>
+      <w:r>
+        <w:rPr>
+          <w:rFonts w:ascii="Segoe UI Emoji" w:hAnsi="Segoe UI Emoji" w:cs="Segoe UI Emoji"/>
+        </w:rPr>
+        <w:t>🔑</w:t>
+      </w:r>
+      <w:r>
+        <w:t xml:space="preserve"> *Código de acceso:* *CBJK-3772*</w:t>
       </w:r>
     </w:p>
     <w:p>
@@ -4571,25 +3989,13 @@
         <w:t>👥</w:t>
       </w:r>
       <w:r>
-        <w:t xml:space="preserve"> </w:t>
-      </w:r>
-      <w:r>
-        <w:t>*Cupo asignado en la invitación</w:t>
-      </w:r>
-      <w:r>
-        <w:t>:</w:t>
-      </w:r>
-      <w:r>
-        <w:t>*</w:t>
-      </w:r>
-      <w:r>
-        <w:t xml:space="preserve"> *4*</w:t>
-      </w:r>
-    </w:p>
-    <w:p/>
-    <w:p>
-      <w:r>
-        <w:t>Te pedimos que completes tu registro dentro del plazo indicado, así nos ayudas muchísimo con la organización.</w:t>
+        <w:t xml:space="preserve"> *Cupo asignado en la invitación:* *3*</w:t>
+      </w:r>
+    </w:p>
+    <w:p/>
+    <w:p>
+      <w:r>
+        <w:t>&gt; Te pedimos que completes tu registro dentro del plazo indicado (fecha límite de registro 15 de julio del 2026), así nos ayudas muchísimo con la organización.</w:t>
       </w:r>
     </w:p>
     <w:p/>
@@ -4606,187 +4012,7 @@
     </w:p>
     <w:p>
       <w:r>
-        <w:t>*</w:t>
-      </w:r>
-      <w:r>
-        <w:t>Kenia &amp; Jair</w:t>
-      </w:r>
-      <w:r>
-        <w:t>*</w:t>
-      </w:r>
-      <w:r>
-        <w:t xml:space="preserve"> </w:t>
-      </w:r>
-      <w:r>
-        <w:rPr>
-          <w:rFonts w:ascii="Segoe UI Symbol" w:hAnsi="Segoe UI Symbol" w:cs="Segoe UI Symbol"/>
-        </w:rPr>
-        <w:t>❤</w:t>
-      </w:r>
-      <w:r>
-        <w:t>️</w:t>
-      </w:r>
-      <w:r>
-        <w:rPr>
-          <w:rFonts w:ascii="Segoe UI Emoji" w:hAnsi="Segoe UI Emoji" w:cs="Segoe UI Emoji"/>
-        </w:rPr>
-        <w:t>🌻</w:t>
-      </w:r>
-    </w:p>
-    <w:p/>
-    <w:p>
-      <w:r>
-        <w:br w:type="page"/>
-      </w:r>
-    </w:p>
-    <w:p>
-      <w:r>
-        <w:lastRenderedPageBreak/>
-        <w:t>¡Hola, *</w:t>
-      </w:r>
-      <w:r>
-        <w:t>JOSE Y GENINA</w:t>
-      </w:r>
-      <w:r>
-        <w:t xml:space="preserve">*! </w:t>
-      </w:r>
-      <w:r>
-        <w:rPr>
-          <w:rFonts w:ascii="Segoe UI Emoji" w:hAnsi="Segoe UI Emoji" w:cs="Segoe UI Emoji"/>
-        </w:rPr>
-        <w:t>👋💕</w:t>
-      </w:r>
-    </w:p>
-    <w:p/>
-    <w:p>
-      <w:r>
-        <w:t>Con muchísima alegría queremos compartir contigo uno de los momentos más especiales de nuestras vidas.</w:t>
-      </w:r>
-    </w:p>
-    <w:p/>
-    <w:p>
-      <w:r>
-        <w:t xml:space="preserve">Kenia y Jair tenemos el honor de invitarte a celebrar nuestra boda. </w:t>
-      </w:r>
-      <w:r>
-        <w:rPr>
-          <w:rFonts w:ascii="Segoe UI Emoji" w:hAnsi="Segoe UI Emoji" w:cs="Segoe UI Emoji"/>
-        </w:rPr>
-        <w:t>💍✨</w:t>
-      </w:r>
-      <w:r>
-        <w:t xml:space="preserve"> Nos llenaría de felicidad contar con tu presencia y compartir este día tan importante junto a ti.</w:t>
-      </w:r>
-    </w:p>
-    <w:p/>
-    <w:p>
-      <w:r>
-        <w:rPr>
-          <w:rFonts w:ascii="Segoe UI Emoji" w:hAnsi="Segoe UI Emoji" w:cs="Segoe UI Emoji"/>
-        </w:rPr>
-        <w:t>📌</w:t>
-      </w:r>
-      <w:r>
-        <w:t xml:space="preserve"> </w:t>
-      </w:r>
-      <w:r>
-        <w:t>Para confirmar tu asistencia, ingresa a nuestra página web:</w:t>
-      </w:r>
-    </w:p>
-    <w:p>
-      <w:r>
-        <w:rPr>
-          <w:rFonts w:ascii="Segoe UI Emoji" w:hAnsi="Segoe UI Emoji" w:cs="Segoe UI Emoji"/>
-        </w:rPr>
-        <w:t>👉</w:t>
-      </w:r>
-      <w:r>
-        <w:t xml:space="preserve"> *https://celebracionbodajk.vercel.app*</w:t>
-      </w:r>
-    </w:p>
-    <w:p/>
-    <w:p>
-      <w:r>
-        <w:t>Allí encontrarás toda la información del evento y podrás registrar tu asistencia utilizando los siguientes datos:</w:t>
-      </w:r>
-    </w:p>
-    <w:p/>
-    <w:p>
-      <w:r>
-        <w:rPr>
-          <w:rFonts w:ascii="Segoe UI Emoji" w:hAnsi="Segoe UI Emoji" w:cs="Segoe UI Emoji"/>
-        </w:rPr>
-        <w:t>🔑</w:t>
-      </w:r>
-      <w:r>
-        <w:t xml:space="preserve"> </w:t>
-      </w:r>
-      <w:r>
-        <w:t>*</w:t>
-      </w:r>
-      <w:r>
-        <w:t>Código de acceso:</w:t>
-      </w:r>
-      <w:r>
-        <w:t>*</w:t>
-      </w:r>
-      <w:r>
-        <w:t xml:space="preserve"> *CBJK-3772*</w:t>
-      </w:r>
-    </w:p>
-    <w:p>
-      <w:r>
-        <w:rPr>
-          <w:rFonts w:ascii="Segoe UI Emoji" w:hAnsi="Segoe UI Emoji" w:cs="Segoe UI Emoji"/>
-        </w:rPr>
-        <w:t>👥</w:t>
-      </w:r>
-      <w:r>
-        <w:t xml:space="preserve"> </w:t>
-      </w:r>
-      <w:r>
-        <w:t>*Cupo asignado en la invitación</w:t>
-      </w:r>
-      <w:r>
-        <w:t>:</w:t>
-      </w:r>
-      <w:r>
-        <w:t>*</w:t>
-      </w:r>
-      <w:r>
-        <w:t xml:space="preserve"> *3*</w:t>
-      </w:r>
-    </w:p>
-    <w:p/>
-    <w:p>
-      <w:r>
-        <w:t>Te pedimos que completes tu registro dentro del plazo indicado, así nos ayudas muchísimo con la organización.</w:t>
-      </w:r>
-    </w:p>
-    <w:p/>
-    <w:p>
-      <w:r>
-        <w:t>¡De verdad, esperamos verte y celebrar juntos este gran momento!</w:t>
-      </w:r>
-    </w:p>
-    <w:p/>
-    <w:p>
-      <w:r>
-        <w:t>Con todo el cariño,</w:t>
-      </w:r>
-    </w:p>
-    <w:p>
-      <w:r>
-        <w:t>*</w:t>
-      </w:r>
-      <w:r>
-        <w:t>Kenia &amp; Jair</w:t>
-      </w:r>
-      <w:r>
-        <w:t>*</w:t>
-      </w:r>
-      <w:r>
-        <w:t xml:space="preserve"> </w:t>
+        <w:t xml:space="preserve">*Kenia &amp; Jair* </w:t>
       </w:r>
       <w:r>
         <w:rPr>
@@ -4872,7 +4098,13 @@
     <w:p/>
     <w:p>
       <w:r>
-        <w:t>Allí encontrarás toda la información del evento y podrás registrar tu asistencia utilizando los siguientes datos:</w:t>
+        <w:t xml:space="preserve">Allí encontrarás toda la información del evento y podrás </w:t>
+      </w:r>
+      <w:r>
+        <w:t>confirmar</w:t>
+      </w:r>
+      <w:r>
+        <w:t xml:space="preserve"> tu asistencia utilizando los siguientes datos:</w:t>
       </w:r>
     </w:p>
     <w:p/>
@@ -4884,19 +4116,7 @@
         <w:t>🔑</w:t>
       </w:r>
       <w:r>
-        <w:t xml:space="preserve"> </w:t>
-      </w:r>
-      <w:r>
-        <w:t>*</w:t>
-      </w:r>
-      <w:r>
-        <w:t>Código de acceso:</w:t>
-      </w:r>
-      <w:r>
-        <w:t>*</w:t>
-      </w:r>
-      <w:r>
-        <w:t xml:space="preserve"> *CBJK-2925*</w:t>
+        <w:t xml:space="preserve"> *Código de acceso:* *CBJK-2925*</w:t>
       </w:r>
     </w:p>
     <w:p>
@@ -4907,25 +4127,13 @@
         <w:t>👥</w:t>
       </w:r>
       <w:r>
-        <w:t xml:space="preserve"> </w:t>
-      </w:r>
-      <w:r>
-        <w:t>*Cupo asignado en la invitación</w:t>
-      </w:r>
-      <w:r>
-        <w:t>:</w:t>
-      </w:r>
-      <w:r>
-        <w:t>*</w:t>
-      </w:r>
-      <w:r>
-        <w:t xml:space="preserve"> *2*</w:t>
-      </w:r>
-    </w:p>
-    <w:p/>
-    <w:p>
-      <w:r>
-        <w:t>Te pedimos que completes tu registro dentro del plazo indicado, así nos ayudas muchísimo con la organización.</w:t>
+        <w:t xml:space="preserve"> *Cupo asignado en la invitación:* *2*</w:t>
+      </w:r>
+    </w:p>
+    <w:p/>
+    <w:p>
+      <w:r>
+        <w:t>&gt; Te pedimos que completes tu registro dentro del plazo indicado (fecha límite de registro 15 de julio del 2026), así nos ayudas muchísimo con la organización.</w:t>
       </w:r>
     </w:p>
     <w:p/>
@@ -4942,16 +4150,7 @@
     </w:p>
     <w:p>
       <w:r>
-        <w:t>*</w:t>
-      </w:r>
-      <w:r>
-        <w:t>Kenia &amp; Jair</w:t>
-      </w:r>
-      <w:r>
-        <w:t>*</w:t>
-      </w:r>
-      <w:r>
-        <w:t xml:space="preserve"> </w:t>
+        <w:t xml:space="preserve">*Kenia &amp; Jair* </w:t>
       </w:r>
       <w:r>
         <w:rPr>
@@ -5037,7 +4236,13 @@
     <w:p/>
     <w:p>
       <w:r>
-        <w:t>Allí encontrarás toda la información del evento y podrás registrar tu asistencia utilizando los siguientes datos:</w:t>
+        <w:t xml:space="preserve">Allí encontrarás toda la información del evento y podrás </w:t>
+      </w:r>
+      <w:r>
+        <w:t>confirmar</w:t>
+      </w:r>
+      <w:r>
+        <w:t xml:space="preserve"> tu asistencia utilizando los siguientes datos:</w:t>
       </w:r>
     </w:p>
     <w:p/>
@@ -5049,19 +4254,7 @@
         <w:t>🔑</w:t>
       </w:r>
       <w:r>
-        <w:t xml:space="preserve"> </w:t>
-      </w:r>
-      <w:r>
-        <w:t>*</w:t>
-      </w:r>
-      <w:r>
-        <w:t>Código de acceso:</w:t>
-      </w:r>
-      <w:r>
-        <w:t>*</w:t>
-      </w:r>
-      <w:r>
-        <w:t xml:space="preserve"> *CBJK-7795*</w:t>
+        <w:t xml:space="preserve"> *Código de acceso:* *CBJK-7795*</w:t>
       </w:r>
     </w:p>
     <w:p>
@@ -5072,25 +4265,13 @@
         <w:t>👥</w:t>
       </w:r>
       <w:r>
-        <w:t xml:space="preserve"> </w:t>
-      </w:r>
-      <w:r>
-        <w:t>*Cupo asignado en la invitación</w:t>
-      </w:r>
-      <w:r>
-        <w:t>:</w:t>
-      </w:r>
-      <w:r>
-        <w:t>*</w:t>
-      </w:r>
-      <w:r>
-        <w:t xml:space="preserve"> *2*</w:t>
-      </w:r>
-    </w:p>
-    <w:p/>
-    <w:p>
-      <w:r>
-        <w:t>Te pedimos que completes tu registro dentro del plazo indicado, así nos ayudas muchísimo con la organización.</w:t>
+        <w:t xml:space="preserve"> *Cupo asignado en la invitación:* *2*</w:t>
+      </w:r>
+    </w:p>
+    <w:p/>
+    <w:p>
+      <w:r>
+        <w:t>&gt; Te pedimos que completes tu registro dentro del plazo indicado (fecha límite de registro 15 de julio del 2026), así nos ayudas muchísimo con la organización.</w:t>
       </w:r>
     </w:p>
     <w:p/>
@@ -5107,16 +4288,7 @@
     </w:p>
     <w:p>
       <w:r>
-        <w:t>*</w:t>
-      </w:r>
-      <w:r>
-        <w:t>Kenia &amp; Jair</w:t>
-      </w:r>
-      <w:r>
-        <w:t>*</w:t>
-      </w:r>
-      <w:r>
-        <w:t xml:space="preserve"> </w:t>
+        <w:t xml:space="preserve">*Kenia &amp; Jair* </w:t>
       </w:r>
       <w:r>
         <w:rPr>
@@ -5202,7 +4374,13 @@
     <w:p/>
     <w:p>
       <w:r>
-        <w:t>Allí encontrarás toda la información del evento y podrás registrar tu asistencia utilizando los siguientes datos:</w:t>
+        <w:t xml:space="preserve">Allí encontrarás toda la información del evento y podrás </w:t>
+      </w:r>
+      <w:r>
+        <w:t>confirmar</w:t>
+      </w:r>
+      <w:r>
+        <w:t xml:space="preserve"> tu asistencia utilizando los siguientes datos:</w:t>
       </w:r>
     </w:p>
     <w:p/>
@@ -5214,19 +4392,7 @@
         <w:t>🔑</w:t>
       </w:r>
       <w:r>
-        <w:t xml:space="preserve"> </w:t>
-      </w:r>
-      <w:r>
-        <w:t>*</w:t>
-      </w:r>
-      <w:r>
-        <w:t>Código de acceso:</w:t>
-      </w:r>
-      <w:r>
-        <w:t>*</w:t>
-      </w:r>
-      <w:r>
-        <w:t xml:space="preserve"> *CBJK-7235*</w:t>
+        <w:t xml:space="preserve"> *Código de acceso:* *CBJK-7235*</w:t>
       </w:r>
     </w:p>
     <w:p>
@@ -5237,25 +4403,13 @@
         <w:t>👥</w:t>
       </w:r>
       <w:r>
-        <w:t xml:space="preserve"> </w:t>
-      </w:r>
-      <w:r>
-        <w:t>*Cupo asignado en la invitación</w:t>
-      </w:r>
-      <w:r>
-        <w:t>:</w:t>
-      </w:r>
-      <w:r>
-        <w:t>*</w:t>
-      </w:r>
-      <w:r>
-        <w:t xml:space="preserve"> *2*</w:t>
-      </w:r>
-    </w:p>
-    <w:p/>
-    <w:p>
-      <w:r>
-        <w:t>Te pedimos que completes tu registro dentro del plazo indicado, así nos ayudas muchísimo con la organización.</w:t>
+        <w:t xml:space="preserve"> *Cupo asignado en la invitación:* *2*</w:t>
+      </w:r>
+    </w:p>
+    <w:p/>
+    <w:p>
+      <w:r>
+        <w:t>&gt; Te pedimos que completes tu registro dentro del plazo indicado (fecha límite de registro 15 de julio del 2026), así nos ayudas muchísimo con la organización.</w:t>
       </w:r>
     </w:p>
     <w:p/>
@@ -5272,16 +4426,7 @@
     </w:p>
     <w:p>
       <w:r>
-        <w:t>*</w:t>
-      </w:r>
-      <w:r>
-        <w:t>Kenia &amp; Jair</w:t>
-      </w:r>
-      <w:r>
-        <w:t>*</w:t>
-      </w:r>
-      <w:r>
-        <w:t xml:space="preserve"> </w:t>
+        <w:t xml:space="preserve">*Kenia &amp; Jair* </w:t>
       </w:r>
       <w:r>
         <w:rPr>
@@ -5367,7 +4512,13 @@
     <w:p/>
     <w:p>
       <w:r>
-        <w:t>Allí encontrarás toda la información del evento y podrás registrar tu asistencia utilizando los siguientes datos:</w:t>
+        <w:t xml:space="preserve">Allí encontrarás toda la información del evento y podrás </w:t>
+      </w:r>
+      <w:r>
+        <w:t>confirmar</w:t>
+      </w:r>
+      <w:r>
+        <w:t xml:space="preserve"> tu asistencia utilizando los siguientes datos:</w:t>
       </w:r>
     </w:p>
     <w:p/>
@@ -5379,19 +4530,148 @@
         <w:t>🔑</w:t>
       </w:r>
       <w:r>
+        <w:t xml:space="preserve"> *Código de acceso:* *CBJK-3682*</w:t>
+      </w:r>
+    </w:p>
+    <w:p>
+      <w:r>
+        <w:rPr>
+          <w:rFonts w:ascii="Segoe UI Emoji" w:hAnsi="Segoe UI Emoji" w:cs="Segoe UI Emoji"/>
+        </w:rPr>
+        <w:t>👥</w:t>
+      </w:r>
+      <w:r>
+        <w:t xml:space="preserve"> *Cupo asignado en la invitación:* </w:t>
+      </w:r>
+      <w:r>
+        <w:t>*1*</w:t>
+      </w:r>
+    </w:p>
+    <w:p/>
+    <w:p>
+      <w:r>
+        <w:t>&gt; Te pedimos que completes tu registro dentro del plazo indicado (fecha límite de registro 15 de julio del 2026), así nos ayudas muchísimo con la organización.</w:t>
+      </w:r>
+    </w:p>
+    <w:p/>
+    <w:p>
+      <w:r>
+        <w:t>¡De verdad, esperamos verte y celebrar juntos este gran momento!</w:t>
+      </w:r>
+    </w:p>
+    <w:p/>
+    <w:p>
+      <w:r>
+        <w:t>Con todo el cariño,</w:t>
+      </w:r>
+    </w:p>
+    <w:p>
+      <w:r>
+        <w:t xml:space="preserve">*Kenia &amp; Jair* </w:t>
+      </w:r>
+      <w:r>
+        <w:rPr>
+          <w:rFonts w:ascii="Segoe UI Symbol" w:hAnsi="Segoe UI Symbol" w:cs="Segoe UI Symbol"/>
+        </w:rPr>
+        <w:t>❤</w:t>
+      </w:r>
+      <w:r>
+        <w:t>️</w:t>
+      </w:r>
+      <w:r>
+        <w:rPr>
+          <w:rFonts w:ascii="Segoe UI Emoji" w:hAnsi="Segoe UI Emoji" w:cs="Segoe UI Emoji"/>
+        </w:rPr>
+        <w:t>🌻</w:t>
+      </w:r>
+    </w:p>
+    <w:p/>
+    <w:p>
+      <w:r>
+        <w:br w:type="page"/>
+      </w:r>
+    </w:p>
+    <w:p>
+      <w:r>
+        <w:lastRenderedPageBreak/>
+        <w:t xml:space="preserve">¡Hola, *IVAN VILLADIEGO*! </w:t>
+      </w:r>
+      <w:r>
+        <w:rPr>
+          <w:rFonts w:ascii="Segoe UI Emoji" w:hAnsi="Segoe UI Emoji" w:cs="Segoe UI Emoji"/>
+        </w:rPr>
+        <w:t>👋💕</w:t>
+      </w:r>
+    </w:p>
+    <w:p/>
+    <w:p>
+      <w:r>
+        <w:t>Con muchísima alegría queremos compartir contigo uno de los momentos más especiales de nuestras vidas.</w:t>
+      </w:r>
+    </w:p>
+    <w:p/>
+    <w:p>
+      <w:r>
+        <w:t xml:space="preserve">Kenia y Jair tenemos el honor de invitarte a celebrar nuestra boda. </w:t>
+      </w:r>
+      <w:r>
+        <w:rPr>
+          <w:rFonts w:ascii="Segoe UI Emoji" w:hAnsi="Segoe UI Emoji" w:cs="Segoe UI Emoji"/>
+        </w:rPr>
+        <w:t>💍✨</w:t>
+      </w:r>
+      <w:r>
+        <w:t xml:space="preserve"> Nos llenaría de felicidad contar con tu presencia y compartir este día tan importante junto a ti.</w:t>
+      </w:r>
+    </w:p>
+    <w:p/>
+    <w:p>
+      <w:r>
+        <w:rPr>
+          <w:rFonts w:ascii="Segoe UI Emoji" w:hAnsi="Segoe UI Emoji" w:cs="Segoe UI Emoji"/>
+        </w:rPr>
+        <w:t>📌</w:t>
+      </w:r>
+      <w:r>
         <w:t xml:space="preserve"> </w:t>
       </w:r>
       <w:r>
-        <w:t>*</w:t>
-      </w:r>
-      <w:r>
-        <w:t>Código de acceso:</w:t>
-      </w:r>
-      <w:r>
-        <w:t>*</w:t>
-      </w:r>
-      <w:r>
-        <w:t xml:space="preserve"> *CBJK-3682*</w:t>
+        <w:t>Para confirmar tu asistencia, ingresa a nuestra página web:</w:t>
+      </w:r>
+    </w:p>
+    <w:p>
+      <w:r>
+        <w:rPr>
+          <w:rFonts w:ascii="Segoe UI Emoji" w:hAnsi="Segoe UI Emoji" w:cs="Segoe UI Emoji"/>
+        </w:rPr>
+        <w:t>👉</w:t>
+      </w:r>
+      <w:r>
+        <w:t xml:space="preserve"> *https://celebracionbodajk.vercel.app*</w:t>
+      </w:r>
+    </w:p>
+    <w:p/>
+    <w:p>
+      <w:r>
+        <w:t xml:space="preserve">Allí encontrarás toda la información del evento y podrás </w:t>
+      </w:r>
+      <w:r>
+        <w:t>confirmar</w:t>
+      </w:r>
+      <w:r>
+        <w:t xml:space="preserve"> tu asistencia utilizando los siguientes datos:</w:t>
+      </w:r>
+    </w:p>
+    <w:p/>
+    <w:p>
+      <w:r>
+        <w:rPr>
+          <w:rFonts w:ascii="Segoe UI Emoji" w:hAnsi="Segoe UI Emoji" w:cs="Segoe UI Emoji"/>
+        </w:rPr>
+        <w:t>🔑</w:t>
+      </w:r>
+      <w:r>
+        <w:t xml:space="preserve"> *Código de acceso:* *CBJK-2249*</w:t>
       </w:r>
     </w:p>
     <w:p>
@@ -5402,19 +4682,7 @@
         <w:t>👥</w:t>
       </w:r>
       <w:r>
-        <w:t xml:space="preserve"> </w:t>
-      </w:r>
-      <w:r>
-        <w:t>*Cupo asignado en la invitación</w:t>
-      </w:r>
-      <w:r>
-        <w:t>:</w:t>
-      </w:r>
-      <w:r>
-        <w:t>*</w:t>
-      </w:r>
-      <w:r>
-        <w:t xml:space="preserve"> </w:t>
+        <w:t xml:space="preserve"> *Cupo asignado en la invitación:* </w:t>
       </w:r>
       <w:r>
         <w:t>*1*</w:t>
@@ -5423,7 +4691,7 @@
     <w:p/>
     <w:p>
       <w:r>
-        <w:t>Te pedimos que completes tu registro dentro del plazo indicado, así nos ayudas muchísimo con la organización.</w:t>
+        <w:t>&gt; Te pedimos que completes tu registro dentro del plazo indicado (fecha límite de registro 15 de julio del 2026), así nos ayudas muchísimo con la organización.</w:t>
       </w:r>
     </w:p>
     <w:p/>
@@ -5440,190 +4708,7 @@
     </w:p>
     <w:p>
       <w:r>
-        <w:t>*</w:t>
-      </w:r>
-      <w:r>
-        <w:t>Kenia &amp; Jair</w:t>
-      </w:r>
-      <w:r>
-        <w:t>*</w:t>
-      </w:r>
-      <w:r>
-        <w:t xml:space="preserve"> </w:t>
-      </w:r>
-      <w:r>
-        <w:rPr>
-          <w:rFonts w:ascii="Segoe UI Symbol" w:hAnsi="Segoe UI Symbol" w:cs="Segoe UI Symbol"/>
-        </w:rPr>
-        <w:t>❤</w:t>
-      </w:r>
-      <w:r>
-        <w:t>️</w:t>
-      </w:r>
-      <w:r>
-        <w:rPr>
-          <w:rFonts w:ascii="Segoe UI Emoji" w:hAnsi="Segoe UI Emoji" w:cs="Segoe UI Emoji"/>
-        </w:rPr>
-        <w:t>🌻</w:t>
-      </w:r>
-    </w:p>
-    <w:p/>
-    <w:p>
-      <w:r>
-        <w:br w:type="page"/>
-      </w:r>
-    </w:p>
-    <w:p>
-      <w:r>
-        <w:lastRenderedPageBreak/>
-        <w:t>¡Hola, *</w:t>
-      </w:r>
-      <w:r>
-        <w:t xml:space="preserve">IVAN </w:t>
-      </w:r>
-      <w:r>
-        <w:t xml:space="preserve">VILLADIEGO*! </w:t>
-      </w:r>
-      <w:r>
-        <w:rPr>
-          <w:rFonts w:ascii="Segoe UI Emoji" w:hAnsi="Segoe UI Emoji" w:cs="Segoe UI Emoji"/>
-        </w:rPr>
-        <w:t>👋💕</w:t>
-      </w:r>
-    </w:p>
-    <w:p/>
-    <w:p>
-      <w:r>
-        <w:t>Con muchísima alegría queremos compartir contigo uno de los momentos más especiales de nuestras vidas.</w:t>
-      </w:r>
-    </w:p>
-    <w:p/>
-    <w:p>
-      <w:r>
-        <w:t xml:space="preserve">Kenia y Jair tenemos el honor de invitarte a celebrar nuestra boda. </w:t>
-      </w:r>
-      <w:r>
-        <w:rPr>
-          <w:rFonts w:ascii="Segoe UI Emoji" w:hAnsi="Segoe UI Emoji" w:cs="Segoe UI Emoji"/>
-        </w:rPr>
-        <w:t>💍✨</w:t>
-      </w:r>
-      <w:r>
-        <w:t xml:space="preserve"> Nos llenaría de felicidad contar con tu presencia y compartir este día tan importante junto a ti.</w:t>
-      </w:r>
-    </w:p>
-    <w:p/>
-    <w:p>
-      <w:r>
-        <w:rPr>
-          <w:rFonts w:ascii="Segoe UI Emoji" w:hAnsi="Segoe UI Emoji" w:cs="Segoe UI Emoji"/>
-        </w:rPr>
-        <w:t>📌</w:t>
-      </w:r>
-      <w:r>
-        <w:t xml:space="preserve"> </w:t>
-      </w:r>
-      <w:r>
-        <w:t>Para confirmar tu asistencia, ingresa a nuestra página web:</w:t>
-      </w:r>
-    </w:p>
-    <w:p>
-      <w:r>
-        <w:rPr>
-          <w:rFonts w:ascii="Segoe UI Emoji" w:hAnsi="Segoe UI Emoji" w:cs="Segoe UI Emoji"/>
-        </w:rPr>
-        <w:t>👉</w:t>
-      </w:r>
-      <w:r>
-        <w:t xml:space="preserve"> *https://celebracionbodajk.vercel.app*</w:t>
-      </w:r>
-    </w:p>
-    <w:p/>
-    <w:p>
-      <w:r>
-        <w:t>Allí encontrarás toda la información del evento y podrás registrar tu asistencia utilizando los siguientes datos:</w:t>
-      </w:r>
-    </w:p>
-    <w:p/>
-    <w:p>
-      <w:r>
-        <w:rPr>
-          <w:rFonts w:ascii="Segoe UI Emoji" w:hAnsi="Segoe UI Emoji" w:cs="Segoe UI Emoji"/>
-        </w:rPr>
-        <w:t>🔑</w:t>
-      </w:r>
-      <w:r>
-        <w:t xml:space="preserve"> </w:t>
-      </w:r>
-      <w:r>
-        <w:t>*</w:t>
-      </w:r>
-      <w:r>
-        <w:t>Código de acceso:</w:t>
-      </w:r>
-      <w:r>
-        <w:t>*</w:t>
-      </w:r>
-      <w:r>
-        <w:t xml:space="preserve"> *CBJK-2249*</w:t>
-      </w:r>
-    </w:p>
-    <w:p>
-      <w:r>
-        <w:rPr>
-          <w:rFonts w:ascii="Segoe UI Emoji" w:hAnsi="Segoe UI Emoji" w:cs="Segoe UI Emoji"/>
-        </w:rPr>
-        <w:t>👥</w:t>
-      </w:r>
-      <w:r>
-        <w:t xml:space="preserve"> </w:t>
-      </w:r>
-      <w:r>
-        <w:t>*Cupo asignado en la invitación</w:t>
-      </w:r>
-      <w:r>
-        <w:t>:</w:t>
-      </w:r>
-      <w:r>
-        <w:t>*</w:t>
-      </w:r>
-      <w:r>
-        <w:t xml:space="preserve"> </w:t>
-      </w:r>
-      <w:r>
-        <w:t>*1*</w:t>
-      </w:r>
-    </w:p>
-    <w:p/>
-    <w:p>
-      <w:r>
-        <w:t>Te pedimos que completes tu registro dentro del plazo indicado, así nos ayudas muchísimo con la organización.</w:t>
-      </w:r>
-    </w:p>
-    <w:p/>
-    <w:p>
-      <w:r>
-        <w:t>¡De verdad, esperamos verte y celebrar juntos este gran momento!</w:t>
-      </w:r>
-    </w:p>
-    <w:p/>
-    <w:p>
-      <w:r>
-        <w:t>Con todo el cariño,</w:t>
-      </w:r>
-    </w:p>
-    <w:p>
-      <w:r>
-        <w:t>*</w:t>
-      </w:r>
-      <w:r>
-        <w:t>Kenia &amp; Jair</w:t>
-      </w:r>
-      <w:r>
-        <w:t>*</w:t>
-      </w:r>
-      <w:r>
-        <w:t xml:space="preserve"> </w:t>
+        <w:t xml:space="preserve">*Kenia &amp; Jair* </w:t>
       </w:r>
       <w:r>
         <w:rPr>
@@ -5709,7 +4794,13 @@
     <w:p/>
     <w:p>
       <w:r>
-        <w:t>Allí encontrarás toda la información del evento y podrás registrar tu asistencia utilizando los siguientes datos:</w:t>
+        <w:t xml:space="preserve">Allí encontrarás toda la información del evento y podrás </w:t>
+      </w:r>
+      <w:r>
+        <w:t>confirmar</w:t>
+      </w:r>
+      <w:r>
+        <w:t xml:space="preserve"> tu asistencia utilizando los siguientes datos:</w:t>
       </w:r>
     </w:p>
     <w:p/>
@@ -5721,19 +4812,7 @@
         <w:t>🔑</w:t>
       </w:r>
       <w:r>
-        <w:t xml:space="preserve"> </w:t>
-      </w:r>
-      <w:r>
-        <w:t>*</w:t>
-      </w:r>
-      <w:r>
-        <w:t>Código de acceso:</w:t>
-      </w:r>
-      <w:r>
-        <w:t>*</w:t>
-      </w:r>
-      <w:r>
-        <w:t xml:space="preserve"> *CBJK-2478*</w:t>
+        <w:t xml:space="preserve"> *Código de acceso:* *CBJK-2478*</w:t>
       </w:r>
     </w:p>
     <w:p>
@@ -5744,19 +4823,7 @@
         <w:t>👥</w:t>
       </w:r>
       <w:r>
-        <w:t xml:space="preserve"> </w:t>
-      </w:r>
-      <w:r>
-        <w:t>*Cupo asignado en la invitación</w:t>
-      </w:r>
-      <w:r>
-        <w:t>:</w:t>
-      </w:r>
-      <w:r>
-        <w:t>*</w:t>
-      </w:r>
-      <w:r>
-        <w:t xml:space="preserve"> </w:t>
+        <w:t xml:space="preserve"> *Cupo asignado en la invitación:* </w:t>
       </w:r>
       <w:r>
         <w:t>*1*</w:t>
@@ -5765,7 +4832,7 @@
     <w:p/>
     <w:p>
       <w:r>
-        <w:t>Te pedimos que completes tu registro dentro del plazo indicado, así nos ayudas muchísimo con la organización.</w:t>
+        <w:t>&gt; Te pedimos que completes tu registro dentro del plazo indicado (fecha límite de registro 15 de julio del 2026), así nos ayudas muchísimo con la organización.</w:t>
       </w:r>
     </w:p>
     <w:p/>
@@ -5782,16 +4849,7 @@
     </w:p>
     <w:p>
       <w:r>
-        <w:t>*</w:t>
-      </w:r>
-      <w:r>
-        <w:t>Kenia &amp; Jair</w:t>
-      </w:r>
-      <w:r>
-        <w:t>*</w:t>
-      </w:r>
-      <w:r>
-        <w:t xml:space="preserve"> </w:t>
+        <w:t xml:space="preserve">*Kenia &amp; Jair* </w:t>
       </w:r>
       <w:r>
         <w:rPr>
@@ -5877,7 +4935,13 @@
     <w:p/>
     <w:p>
       <w:r>
-        <w:t>Allí encontrarás toda la información del evento y podrás registrar tu asistencia utilizando los siguientes datos:</w:t>
+        <w:t xml:space="preserve">Allí encontrarás toda la información del evento y podrás </w:t>
+      </w:r>
+      <w:r>
+        <w:t>confirmar</w:t>
+      </w:r>
+      <w:r>
+        <w:t xml:space="preserve"> tu asistencia utilizando los siguientes datos:</w:t>
       </w:r>
     </w:p>
     <w:p/>
@@ -5889,19 +4953,7 @@
         <w:t>🔑</w:t>
       </w:r>
       <w:r>
-        <w:t xml:space="preserve"> </w:t>
-      </w:r>
-      <w:r>
-        <w:t>*</w:t>
-      </w:r>
-      <w:r>
-        <w:t>Código de acceso:</w:t>
-      </w:r>
-      <w:r>
-        <w:t>*</w:t>
-      </w:r>
-      <w:r>
-        <w:t xml:space="preserve"> *CBJK-2664*</w:t>
+        <w:t xml:space="preserve"> *Código de acceso:* *CBJK-2664*</w:t>
       </w:r>
     </w:p>
     <w:p>
@@ -5912,19 +4964,7 @@
         <w:t>👥</w:t>
       </w:r>
       <w:r>
-        <w:t xml:space="preserve"> </w:t>
-      </w:r>
-      <w:r>
-        <w:t>*Cupo asignado en la invitación</w:t>
-      </w:r>
-      <w:r>
-        <w:t>:</w:t>
-      </w:r>
-      <w:r>
-        <w:t>*</w:t>
-      </w:r>
-      <w:r>
-        <w:t xml:space="preserve"> </w:t>
+        <w:t xml:space="preserve"> *Cupo asignado en la invitación:* </w:t>
       </w:r>
       <w:r>
         <w:t>*1*</w:t>
@@ -5933,7 +4973,7 @@
     <w:p/>
     <w:p>
       <w:r>
-        <w:t>Te pedimos que completes tu registro dentro del plazo indicado, así nos ayudas muchísimo con la organización.</w:t>
+        <w:t>&gt; Te pedimos que completes tu registro dentro del plazo indicado (fecha límite de registro 15 de julio del 2026), así nos ayudas muchísimo con la organización.</w:t>
       </w:r>
     </w:p>
     <w:p/>
@@ -5950,16 +4990,7 @@
     </w:p>
     <w:p>
       <w:r>
-        <w:t>*</w:t>
-      </w:r>
-      <w:r>
-        <w:t>Kenia &amp; Jair</w:t>
-      </w:r>
-      <w:r>
-        <w:t>*</w:t>
-      </w:r>
-      <w:r>
-        <w:t xml:space="preserve"> </w:t>
+        <w:t xml:space="preserve">*Kenia &amp; Jair* </w:t>
       </w:r>
       <w:r>
         <w:rPr>
@@ -6388,7 +5419,7 @@
   <w:style w:type="paragraph" w:default="1" w:styleId="Normal">
     <w:name w:val="Normal"/>
     <w:qFormat/>
-    <w:rsid w:val="001B28A1"/>
+    <w:rsid w:val="00E807EA"/>
   </w:style>
   <w:style w:type="paragraph" w:styleId="Ttulo1">
     <w:name w:val="heading 1"/>
